--- a/Prompt_Builder_User_Guide.docx
+++ b/Prompt_Builder_User_Guide.docx
@@ -416,7 +416,61 @@
         <w:t xml:space="preserve"> </w:t>
       </w:r>
       <w:r>
-        <w:t xml:space="preserve">— defaults to 8–12. Adjust up or down.</w:t>
+        <w:t xml:space="preserve">— defaults to 1–4, which keeps the analysis focused and faster to read. You can ask for more (the tool’s own hint suggests 8–12 as a deeper alternative, or any number) — Claude will still do it, just with a longer response and more depth per path.</w:t>
+      </w:r>
+    </w:p>
+    <w:p>
+      <w:pPr>
+        <w:pStyle w:val="BodyText"/>
+      </w:pPr>
+      <w:r>
+        <w:rPr>
+          <w:bCs/>
+          <w:b/>
+        </w:rPr>
+        <w:t xml:space="preserve">Output format</w:t>
+      </w:r>
+      <w:r>
+        <w:t xml:space="preserve"> </w:t>
+      </w:r>
+      <w:r>
+        <w:t xml:space="preserve">—</w:t>
+      </w:r>
+      <w:r>
+        <w:t xml:space="preserve"> </w:t>
+      </w:r>
+      <w:r>
+        <w:t xml:space="preserve">“</w:t>
+      </w:r>
+      <w:r>
+        <w:t xml:space="preserve">Text in chat</w:t>
+      </w:r>
+      <w:r>
+        <w:t xml:space="preserve">”</w:t>
+      </w:r>
+      <w:r>
+        <w:t xml:space="preserve"> </w:t>
+      </w:r>
+      <w:r>
+        <w:t xml:space="preserve">(default) or</w:t>
+      </w:r>
+      <w:r>
+        <w:t xml:space="preserve"> </w:t>
+      </w:r>
+      <w:r>
+        <w:t xml:space="preserve">“</w:t>
+      </w:r>
+      <w:r>
+        <w:t xml:space="preserve">Downloadable Word document.</w:t>
+      </w:r>
+      <w:r>
+        <w:t xml:space="preserve">”</w:t>
+      </w:r>
+      <w:r>
+        <w:t xml:space="preserve"> </w:t>
+      </w:r>
+      <w:r>
+        <w:t xml:space="preserve">The Word document option requires the Code execution and file creation setting (Settings → Capabilities) and only works in Claude itself — pasting the prompt into another AI tool falls back to a chat response regardless of this choice.</w:t>
       </w:r>
     </w:p>
     <w:p>
@@ -751,7 +805,25 @@
         <w:pStyle w:val="FirstParagraph"/>
       </w:pPr>
       <w:r>
-        <w:t xml:space="preserve">This is a chat response, not a generated file — there’s no document or spreadsheet output from this particular tool.</w:t>
+        <w:t xml:space="preserve">By default this comes back as a chat response. If you chose</w:t>
+      </w:r>
+      <w:r>
+        <w:t xml:space="preserve"> </w:t>
+      </w:r>
+      <w:r>
+        <w:t xml:space="preserve">“</w:t>
+      </w:r>
+      <w:r>
+        <w:t xml:space="preserve">Downloadable Word document</w:t>
+      </w:r>
+      <w:r>
+        <w:t xml:space="preserve">”</w:t>
+      </w:r>
+      <w:r>
+        <w:t xml:space="preserve"> </w:t>
+      </w:r>
+      <w:r>
+        <w:t xml:space="preserve">as the output format, Claude instead builds a proper .docx — real headings per section and a real Word table for the Career Path Ranking, not plain text — which requires the Code execution and file creation setting to be on.</w:t>
       </w:r>
     </w:p>
     <w:bookmarkEnd w:id="25"/>

--- a/Prompt_Builder_User_Guide.docx
+++ b/Prompt_Builder_User_Guide.docx
@@ -25,10 +25,7 @@
         <w:pStyle w:val="FirstParagraph"/>
       </w:pPr>
       <w:r>
-        <w:t xml:space="preserve">Every other tool in the JobRadar suite assumes you already know what role you’re chasing — a target company list, a specific posting, an actual interview. This tool is for the step before all of that:</w:t>
-      </w:r>
-      <w:r>
-        <w:t xml:space="preserve"> </w:t>
+        <w:t xml:space="preserve">Every other tool in the JobRadar suite assumes you already know what role you’re chasing — a target company list, a specific posting, an actual interview. This tool is for the step before all of that: </w:t>
       </w:r>
       <w:r>
         <w:rPr>
@@ -157,10 +154,7 @@
         <w:t xml:space="preserve">(required)</w:t>
       </w:r>
       <w:r>
-        <w:t xml:space="preserve"> </w:t>
-      </w:r>
-      <w:r>
-        <w:t xml:space="preserve">— paste your resume, LinkedIn sections, or a written summary. No length limit. This is the only field that has to be filled in for the tool to generate anything.</w:t>
+        <w:t xml:space="preserve"> — paste your resume, LinkedIn sections, or a written summary. No length limit. This is the only field that has to be filled in for the tool to generate anything.</w:t>
       </w:r>
     </w:p>
     <w:p>
@@ -185,10 +179,7 @@
         <w:t xml:space="preserve">(optional)</w:t>
       </w:r>
       <w:r>
-        <w:t xml:space="preserve"> </w:t>
-      </w:r>
-      <w:r>
-        <w:t xml:space="preserve">— gives Claude a quick anchor point, separate from the fuller background text.</w:t>
+        <w:t xml:space="preserve"> — gives Claude a quick anchor point, separate from the fuller background text.</w:t>
       </w:r>
     </w:p>
     <w:p>
@@ -213,46 +204,7 @@
         <w:t xml:space="preserve">(optional)</w:t>
       </w:r>
       <w:r>
-        <w:t xml:space="preserve"> </w:t>
-      </w:r>
-      <w:r>
-        <w:t xml:space="preserve">— hard constraints, not soft preferences. The generated prompt tells Claude to filter every recommendation through these rather than just weigh them loosely. Examples:</w:t>
-      </w:r>
-      <w:r>
-        <w:t xml:space="preserve"> </w:t>
-      </w:r>
-      <w:r>
-        <w:t xml:space="preserve">“</w:t>
-      </w:r>
-      <w:r>
-        <w:t xml:space="preserve">no relocation outside Texas,</w:t>
-      </w:r>
-      <w:r>
-        <w:t xml:space="preserve">”</w:t>
-      </w:r>
-      <w:r>
-        <w:t xml:space="preserve"> </w:t>
-      </w:r>
-      <w:r>
-        <w:t xml:space="preserve">“</w:t>
-      </w:r>
-      <w:r>
-        <w:t xml:space="preserve">no people-management roles,</w:t>
-      </w:r>
-      <w:r>
-        <w:t xml:space="preserve">”</w:t>
-      </w:r>
-      <w:r>
-        <w:t xml:space="preserve"> </w:t>
-      </w:r>
-      <w:r>
-        <w:t xml:space="preserve">“</w:t>
-      </w:r>
-      <w:r>
-        <w:t xml:space="preserve">must stay remote-eligible.</w:t>
-      </w:r>
-      <w:r>
-        <w:t xml:space="preserve">”</w:t>
+        <w:t xml:space="preserve"> — hard constraints, not soft preferences. The generated prompt tells Claude to filter every recommendation through these rather than just weigh them loosely. Examples: “no relocation outside Texas,” “no people-management roles,” “must stay remote-eligible.”</w:t>
       </w:r>
     </w:p>
     <w:p>
@@ -277,10 +229,7 @@
         <w:t xml:space="preserve">(optional)</w:t>
       </w:r>
       <w:r>
-        <w:t xml:space="preserve"> </w:t>
-      </w:r>
-      <w:r>
-        <w:t xml:space="preserve">— a floor, not a target. Helps Claude flag paths that wouldn’t realistically clear it.</w:t>
+        <w:t xml:space="preserve"> — a floor, not a target. Helps Claude flag paths that wouldn’t realistically clear it.</w:t>
       </w:r>
     </w:p>
     <w:p>
@@ -295,46 +244,7 @@
         <w:t xml:space="preserve">Stay within my current industry?</w:t>
       </w:r>
       <w:r>
-        <w:t xml:space="preserve"> </w:t>
-      </w:r>
-      <w:r>
-        <w:t xml:space="preserve">—</w:t>
-      </w:r>
-      <w:r>
-        <w:t xml:space="preserve"> </w:t>
-      </w:r>
-      <w:r>
-        <w:t xml:space="preserve">“</w:t>
-      </w:r>
-      <w:r>
-        <w:t xml:space="preserve">No</w:t>
-      </w:r>
-      <w:r>
-        <w:t xml:space="preserve">”</w:t>
-      </w:r>
-      <w:r>
-        <w:t xml:space="preserve"> </w:t>
-      </w:r>
-      <w:r>
-        <w:t xml:space="preserve">(default) shows everything, including a full break into an unrelated industry.</w:t>
-      </w:r>
-      <w:r>
-        <w:t xml:space="preserve"> </w:t>
-      </w:r>
-      <w:r>
-        <w:t xml:space="preserve">“</w:t>
-      </w:r>
-      <w:r>
-        <w:t xml:space="preserve">Yes</w:t>
-      </w:r>
-      <w:r>
-        <w:t xml:space="preserve">”</w:t>
-      </w:r>
-      <w:r>
-        <w:t xml:space="preserve"> </w:t>
-      </w:r>
-      <w:r>
-        <w:t xml:space="preserve">restricts recommendations to adjacent roles within your current industry.</w:t>
+        <w:t xml:space="preserve"> — “No” (default) shows everything, including a full break into an unrelated industry. “Yes” restricts recommendations to adjacent roles within your current industry.</w:t>
       </w:r>
     </w:p>
     <w:p>
@@ -349,46 +259,7 @@
         <w:t xml:space="preserve">Rule out paths that need years of additional schooling or an entry-level restart?</w:t>
       </w:r>
       <w:r>
-        <w:t xml:space="preserve"> </w:t>
-      </w:r>
-      <w:r>
-        <w:t xml:space="preserve">—</w:t>
-      </w:r>
-      <w:r>
-        <w:t xml:space="preserve"> </w:t>
-      </w:r>
-      <w:r>
-        <w:t xml:space="preserve">“</w:t>
-      </w:r>
-      <w:r>
-        <w:t xml:space="preserve">Yes</w:t>
-      </w:r>
-      <w:r>
-        <w:t xml:space="preserve">”</w:t>
-      </w:r>
-      <w:r>
-        <w:t xml:space="preserve"> </w:t>
-      </w:r>
-      <w:r>
-        <w:t xml:space="preserve">(default) keeps the focus on paths you could realistically move into now, though Claude can still flag an unusually compelling exception if one comes up.</w:t>
-      </w:r>
-      <w:r>
-        <w:t xml:space="preserve"> </w:t>
-      </w:r>
-      <w:r>
-        <w:t xml:space="preserve">“</w:t>
-      </w:r>
-      <w:r>
-        <w:t xml:space="preserve">No</w:t>
-      </w:r>
-      <w:r>
-        <w:t xml:space="preserve">”</w:t>
-      </w:r>
-      <w:r>
-        <w:t xml:space="preserve"> </w:t>
-      </w:r>
-      <w:r>
-        <w:t xml:space="preserve">opens the door to paths that would require significant retraining, with that cost stated plainly.</w:t>
+        <w:t xml:space="preserve"> — “Yes” (default) keeps the focus on paths you could realistically move into now, though Claude can still flag an unusually compelling exception if one comes up. “No” opens the door to paths that would require significant retraining, with that cost stated plainly.</w:t>
       </w:r>
     </w:p>
     <w:bookmarkEnd w:id="22"/>
@@ -413,10 +284,7 @@
         <w:t xml:space="preserve">How many alternative paths to surface</w:t>
       </w:r>
       <w:r>
-        <w:t xml:space="preserve"> </w:t>
-      </w:r>
-      <w:r>
-        <w:t xml:space="preserve">— defaults to 1–4, which keeps the analysis focused and faster to read. You can ask for more (the tool’s own hint suggests 8–12 as a deeper alternative, or any number) — Claude will still do it, just with a longer response and more depth per path.</w:t>
+        <w:t xml:space="preserve"> — defaults to 1–4, which keeps the analysis focused and faster to read. You can ask for more (the tool’s own hint suggests 8–12 as a deeper alternative, or any number) — Claude will still do it, just with a longer response and more depth per path.</w:t>
       </w:r>
     </w:p>
     <w:p>
@@ -428,49 +296,10 @@
           <w:bCs/>
           <w:b/>
         </w:rPr>
-        <w:t xml:space="preserve">Output format</w:t>
-      </w:r>
-      <w:r>
-        <w:t xml:space="preserve"> </w:t>
-      </w:r>
-      <w:r>
-        <w:t xml:space="preserve">—</w:t>
-      </w:r>
-      <w:r>
-        <w:t xml:space="preserve"> </w:t>
-      </w:r>
-      <w:r>
-        <w:t xml:space="preserve">“</w:t>
-      </w:r>
-      <w:r>
-        <w:t xml:space="preserve">Text in chat</w:t>
-      </w:r>
-      <w:r>
-        <w:t xml:space="preserve">”</w:t>
-      </w:r>
-      <w:r>
-        <w:t xml:space="preserve"> </w:t>
-      </w:r>
-      <w:r>
-        <w:t xml:space="preserve">(default) or</w:t>
-      </w:r>
-      <w:r>
-        <w:t xml:space="preserve"> </w:t>
-      </w:r>
-      <w:r>
-        <w:t xml:space="preserve">“</w:t>
-      </w:r>
-      <w:r>
-        <w:t xml:space="preserve">Downloadable Word document.</w:t>
-      </w:r>
-      <w:r>
-        <w:t xml:space="preserve">”</w:t>
-      </w:r>
-      <w:r>
-        <w:t xml:space="preserve"> </w:t>
-      </w:r>
-      <w:r>
-        <w:t xml:space="preserve">The Word document option requires the Code execution and file creation setting (Settings → Capabilities) and only works in Claude itself — pasting the prompt into another AI tool falls back to a chat response regardless of this choice.</w:t>
+        <w:t xml:space="preserve">Include a ranked fit table?</w:t>
+      </w:r>
+      <w:r>
+        <w:t xml:space="preserve"> — scores each path on transferability, employer credibility, compensation potential, availability, retraining required, durability, network leverage, and advancement potential. On by default.</w:t>
       </w:r>
     </w:p>
     <w:p>
@@ -482,13 +311,10 @@
           <w:bCs/>
           <w:b/>
         </w:rPr>
-        <w:t xml:space="preserve">Include a ranked fit table?</w:t>
-      </w:r>
-      <w:r>
-        <w:t xml:space="preserve"> </w:t>
-      </w:r>
-      <w:r>
-        <w:t xml:space="preserve">— scores each path on transferability, employer credibility, compensation potential, availability, retraining required, durability, network leverage, and advancement potential. On by default.</w:t>
+        <w:t xml:space="preserve">Include a “Hidden Opportunities” section?</w:t>
+      </w:r>
+      <w:r>
+        <w:t xml:space="preserve"> — looks specifically for roles at the intersection of two or more of your capabilities (e.g. technical expertise + communication, sales + strategy) rather than matching your past titles to similar titles. On by default — this is often where the most useful, non-obvious recommendations come from.</w:t>
       </w:r>
     </w:p>
     <w:p>
@@ -500,55 +326,10 @@
           <w:bCs/>
           <w:b/>
         </w:rPr>
-        <w:t xml:space="preserve">Include a</w:t>
-      </w:r>
-      <w:r>
-        <w:rPr>
-          <w:bCs/>
-          <w:b/>
-        </w:rPr>
-        <w:t xml:space="preserve"> </w:t>
-      </w:r>
-      <w:r>
-        <w:rPr>
-          <w:bCs/>
-          <w:b/>
-        </w:rPr>
-        <w:t xml:space="preserve">“</w:t>
-      </w:r>
-      <w:r>
-        <w:rPr>
-          <w:bCs/>
-          <w:b/>
-        </w:rPr>
-        <w:t xml:space="preserve">Hidden Opportunities</w:t>
-      </w:r>
-      <w:r>
-        <w:rPr>
-          <w:bCs/>
-          <w:b/>
-        </w:rPr>
-        <w:t xml:space="preserve">”</w:t>
-      </w:r>
-      <w:r>
-        <w:rPr>
-          <w:bCs/>
-          <w:b/>
-        </w:rPr>
-        <w:t xml:space="preserve"> </w:t>
-      </w:r>
-      <w:r>
-        <w:rPr>
-          <w:bCs/>
-          <w:b/>
-        </w:rPr>
-        <w:t xml:space="preserve">section?</w:t>
-      </w:r>
-      <w:r>
-        <w:t xml:space="preserve"> </w:t>
-      </w:r>
-      <w:r>
-        <w:t xml:space="preserve">— looks specifically for roles at the intersection of two or more of your capabilities (e.g. technical expertise + communication, sales + strategy) rather than matching your past titles to similar titles. On by default — this is often where the most useful, non-obvious recommendations come from.</w:t>
+        <w:t xml:space="preserve">Include a Final Recommendation summary?</w:t>
+      </w:r>
+      <w:r>
+        <w:t xml:space="preserve"> — closes with a best-immediate-pivot / best-higher-comp / best-long-term / best-lower-risk / most-overlooked / probably-avoid breakdown, each with a reason. On by default.</w:t>
       </w:r>
     </w:p>
     <w:p>
@@ -560,31 +341,10 @@
           <w:bCs/>
           <w:b/>
         </w:rPr>
-        <w:t xml:space="preserve">Include a Final Recommendation summary?</w:t>
-      </w:r>
-      <w:r>
-        <w:t xml:space="preserve"> </w:t>
-      </w:r>
-      <w:r>
-        <w:t xml:space="preserve">— closes with a best-immediate-pivot / best-higher-comp / best-long-term / best-lower-risk / most-overlooked / probably-avoid breakdown, each with a reason. On by default.</w:t>
-      </w:r>
-    </w:p>
-    <w:p>
-      <w:pPr>
-        <w:pStyle w:val="BodyText"/>
-      </w:pPr>
-      <w:r>
-        <w:rPr>
-          <w:bCs/>
-          <w:b/>
-        </w:rPr>
         <w:t xml:space="preserve">Include next-step routing to the other JobRadar tools?</w:t>
       </w:r>
       <w:r>
-        <w:t xml:space="preserve"> </w:t>
-      </w:r>
-      <w:r>
-        <w:t xml:space="preserve">— for your top 3 paths, names which JobRadar tool to run next and why (Target Company Prompt Builder, Resume &amp; Cover Letter Tailoring, or Interview Prep Guide Builder). On by default. This is what keeps this tool from trying to also do positioning or objection-handling — it just points you to the tool that already does that well.</w:t>
+        <w:t xml:space="preserve"> — for your top 3 paths, names which JobRadar tool to run next and why (Target Company Prompt Builder, Resume &amp; Cover Letter Tailoring, or Interview Prep Guide Builder). On by default. This is what keeps this tool from trying to also do positioning or objection-handling — it just points you to the tool that already does that well.</w:t>
       </w:r>
     </w:p>
     <w:bookmarkEnd w:id="23"/>
@@ -622,10 +382,7 @@
         <w:t xml:space="preserve">Career Profile Assessment</w:t>
       </w:r>
       <w:r>
-        <w:t xml:space="preserve"> </w:t>
-      </w:r>
-      <w:r>
-        <w:t xml:space="preserve">— your strongest areas of expertise, transferable skills, leadership capabilities, and non-obvious career patterns, with what you’re demonstrably good at kept separate from what your job titles alone suggest.</w:t>
+        <w:t xml:space="preserve"> — your strongest areas of expertise, transferable skills, leadership capabilities, and non-obvious career patterns, with what you’re demonstrably good at kept separate from what your job titles alone suggest.</w:t>
       </w:r>
     </w:p>
     <w:p>
@@ -644,10 +401,7 @@
         <w:t xml:space="preserve">Career Capital</w:t>
       </w:r>
       <w:r>
-        <w:t xml:space="preserve"> </w:t>
-      </w:r>
-      <w:r>
-        <w:t xml:space="preserve">— your accumulated professional assets, each tied to specific evidence from what you pasted.</w:t>
+        <w:t xml:space="preserve"> — your accumulated professional assets, each tied to specific evidence from what you pasted.</w:t>
       </w:r>
     </w:p>
     <w:p>
@@ -666,10 +420,7 @@
         <w:t xml:space="preserve">Alternative Career Paths</w:t>
       </w:r>
       <w:r>
-        <w:t xml:space="preserve"> </w:t>
-      </w:r>
-      <w:r>
-        <w:t xml:space="preserve">— a mix of adjacent moves, less-obvious transferable roles, leadership and IC options, consulting/advisory paths, and (unless restricted) roles outside your current industry — evaluated as an employer actually would, not just what’s theoretically possible.</w:t>
+        <w:t xml:space="preserve"> — a mix of adjacent moves, less-obvious transferable roles, leadership and IC options, consulting/advisory paths, and (unless restricted) roles outside your current industry — evaluated as an employer actually would, not just what’s theoretically possible.</w:t>
       </w:r>
     </w:p>
     <w:p>
@@ -698,10 +449,7 @@
         <w:t xml:space="preserve">(if enabled)</w:t>
       </w:r>
       <w:r>
-        <w:t xml:space="preserve"> </w:t>
-      </w:r>
-      <w:r>
-        <w:t xml:space="preserve">— a table, one row per path.</w:t>
+        <w:t xml:space="preserve"> — a table, one row per path.</w:t>
       </w:r>
     </w:p>
     <w:p>
@@ -730,10 +478,7 @@
         <w:t xml:space="preserve">(if enabled)</w:t>
       </w:r>
       <w:r>
-        <w:t xml:space="preserve"> </w:t>
-      </w:r>
-      <w:r>
-        <w:t xml:space="preserve">— capability-intersection roles.</w:t>
+        <w:t xml:space="preserve"> — capability-intersection roles.</w:t>
       </w:r>
     </w:p>
     <w:p>
@@ -762,10 +507,7 @@
         <w:t xml:space="preserve">(if enabled)</w:t>
       </w:r>
       <w:r>
-        <w:t xml:space="preserve"> </w:t>
-      </w:r>
-      <w:r>
-        <w:t xml:space="preserve">— the six-way breakdown described above.</w:t>
+        <w:t xml:space="preserve"> — the six-way breakdown described above.</w:t>
       </w:r>
     </w:p>
     <w:p>
@@ -794,10 +536,7 @@
         <w:t xml:space="preserve">(if enabled)</w:t>
       </w:r>
       <w:r>
-        <w:t xml:space="preserve"> </w:t>
-      </w:r>
-      <w:r>
-        <w:t xml:space="preserve">— routing for your top 3 paths.</w:t>
+        <w:t xml:space="preserve"> — routing for your top 3 paths.</w:t>
       </w:r>
     </w:p>
     <w:p>
@@ -805,25 +544,7 @@
         <w:pStyle w:val="FirstParagraph"/>
       </w:pPr>
       <w:r>
-        <w:t xml:space="preserve">By default this comes back as a chat response. If you chose</w:t>
-      </w:r>
-      <w:r>
-        <w:t xml:space="preserve"> </w:t>
-      </w:r>
-      <w:r>
-        <w:t xml:space="preserve">“</w:t>
-      </w:r>
-      <w:r>
-        <w:t xml:space="preserve">Downloadable Word document</w:t>
-      </w:r>
-      <w:r>
-        <w:t xml:space="preserve">”</w:t>
-      </w:r>
-      <w:r>
-        <w:t xml:space="preserve"> </w:t>
-      </w:r>
-      <w:r>
-        <w:t xml:space="preserve">as the output format, Claude instead builds a proper .docx — real headings per section and a real Word table for the Career Path Ranking, not plain text — which requires the Code execution and file creation setting to be on.</w:t>
+        <w:t xml:space="preserve">The generated prompt always asks for a downloadable Word document, not a chat response — real headings per section and a real Word table for the Career Path Ranking, not plain text. This requires the Code execution and file creation setting (Settings → Capabilities) to be on; without it, Claude will fall back to a chat response.</w:t>
       </w:r>
     </w:p>
     <w:bookmarkEnd w:id="25"/>
@@ -852,28 +573,7 @@
         <w:t xml:space="preserve">Rewrite your resume or LinkedIn.</w:t>
       </w:r>
       <w:r>
-        <w:t xml:space="preserve"> </w:t>
-      </w:r>
-      <w:r>
-        <w:t xml:space="preserve">Once you’ve picked a direction from this tool’s output, Resume &amp; Cover Letter Tailoring is where you tailor your actual materials — including its optional</w:t>
-      </w:r>
-      <w:r>
-        <w:t xml:space="preserve"> </w:t>
-      </w:r>
-      <w:r>
-        <w:t xml:space="preserve">“</w:t>
-      </w:r>
-      <w:r>
-        <w:t xml:space="preserve">Pivot Positioning Notes,</w:t>
-      </w:r>
-      <w:r>
-        <w:t xml:space="preserve">”</w:t>
-      </w:r>
-      <w:r>
-        <w:t xml:space="preserve"> </w:t>
-      </w:r>
-      <w:r>
-        <w:t xml:space="preserve">which handles what to emphasize or reframe for a specific posting.</w:t>
+        <w:t xml:space="preserve"> Once you’ve picked a direction from this tool’s output, Resume &amp; Cover Letter Tailoring is where you tailor your actual materials — including its optional “Pivot Positioning Notes,” which handles what to emphasize or reframe for a specific posting.</w:t>
       </w:r>
     </w:p>
     <w:p>
@@ -892,28 +592,7 @@
         <w:t xml:space="preserve">Prep you for objections.</w:t>
       </w:r>
       <w:r>
-        <w:t xml:space="preserve"> </w:t>
-      </w:r>
-      <w:r>
-        <w:t xml:space="preserve">Interview Prep Guide Builder’s</w:t>
-      </w:r>
-      <w:r>
-        <w:t xml:space="preserve"> </w:t>
-      </w:r>
-      <w:r>
-        <w:t xml:space="preserve">“</w:t>
-      </w:r>
-      <w:r>
-        <w:t xml:space="preserve">Objection Reframing</w:t>
-      </w:r>
-      <w:r>
-        <w:t xml:space="preserve">”</w:t>
-      </w:r>
-      <w:r>
-        <w:t xml:space="preserve"> </w:t>
-      </w:r>
-      <w:r>
-        <w:t xml:space="preserve">section handles turning a career pivot, a gap, or perceived overqualification into a credible answer once you’re actually in an interview.</w:t>
+        <w:t xml:space="preserve"> Interview Prep Guide Builder’s “Objection Reframing” section handles turning a career pivot, a gap, or perceived overqualification into a credible answer once you’re actually in an interview.</w:t>
       </w:r>
     </w:p>
     <w:p>
@@ -932,10 +611,7 @@
         <w:t xml:space="preserve">Research companies.</w:t>
       </w:r>
       <w:r>
-        <w:t xml:space="preserve"> </w:t>
-      </w:r>
-      <w:r>
-        <w:t xml:space="preserve">Target Company Prompt Builder does that, once you’ve picked a path here.</w:t>
+        <w:t xml:space="preserve"> Target Company Prompt Builder does that, once you’ve picked a path here.</w:t>
       </w:r>
     </w:p>
     <w:p>

--- a/Prompt_Builder_User_Guide.docx
+++ b/Prompt_Builder_User_Guide.docx
@@ -2,7 +2,7 @@
 <file path=word/document.xml><?xml version="1.0" encoding="utf-8"?>
 <w:document xmlns:w="http://schemas.openxmlformats.org/wordprocessingml/2006/main" xmlns:m="http://schemas.openxmlformats.org/officeDocument/2006/math" xmlns:r="http://schemas.openxmlformats.org/officeDocument/2006/relationships" xmlns:o="urn:schemas-microsoft-com:office:office" xmlns:v="urn:schemas-microsoft-com:vml" xmlns:w10="urn:schemas-microsoft-com:office:word" xmlns:a="http://schemas.openxmlformats.org/drawingml/2006/main" xmlns:pic="http://schemas.openxmlformats.org/drawingml/2006/picture" xmlns:wp="http://schemas.openxmlformats.org/drawingml/2006/wordprocessingDrawing">
   <w:body>
-    <w:bookmarkStart w:id="28" w:name="X49f913365b5343e86097aae60504b34fc691a36"/>
+    <w:bookmarkStart w:id="30" w:name="X49f913365b5343e86097aae60504b34fc691a36"/>
     <w:p>
       <w:pPr>
         <w:pStyle w:val="Heading1"/>
@@ -25,56 +25,7 @@
         <w:pStyle w:val="FirstParagraph"/>
       </w:pPr>
       <w:r>
-        <w:t xml:space="preserve">Every other tool in the JobRadar suite assumes you already know what role you’re chasing — a target company list, a specific posting, an actual interview. This tool is for the step before all of that: </w:t>
-      </w:r>
-      <w:r>
-        <w:rPr>
-          <w:bCs/>
-          <w:b/>
-        </w:rPr>
-        <w:t xml:space="preserve">you’re not sure what to go after next.</w:t>
-      </w:r>
-    </w:p>
-    <w:p>
-      <w:pPr>
-        <w:pStyle w:val="BodyText"/>
-      </w:pPr>
-      <w:r>
-        <w:t xml:space="preserve">Feed it your career background, and it builds a prompt that asks Claude to act like a career strategist and executive recruiter — reviewing your actual history and surfacing realistic career paths you might not have considered, ranked and grounded in evidence, not generic advice.</w:t>
-      </w:r>
-    </w:p>
-    <w:p>
-      <w:pPr>
-        <w:pStyle w:val="BodyText"/>
-      </w:pPr>
-      <w:r>
-        <w:t xml:space="preserve">If you already know your target role, skip this tool and go straight to Target Company Prompt Builder.</w:t>
-      </w:r>
-    </w:p>
-    <w:bookmarkEnd w:id="20"/>
-    <w:bookmarkStart w:id="21" w:name="before-you-start"/>
-    <w:p>
-      <w:pPr>
-        <w:pStyle w:val="Heading2"/>
-      </w:pPr>
-      <w:r>
-        <w:t xml:space="preserve">Before you start</w:t>
-      </w:r>
-    </w:p>
-    <w:p>
-      <w:pPr>
-        <w:pStyle w:val="FirstParagraph"/>
-      </w:pPr>
-      <w:r>
-        <w:t xml:space="preserve">You’ll get the most out of this if you paste real substance, not a polished summary. A tight paragraph of specific accomplishments — numbers, technologies, team sizes, deal sizes, what you actually did — works better than an objective statement or a vague list of responsibilities. The analysis can only work with what you give it: thin input produces thin output.</w:t>
-      </w:r>
-    </w:p>
-    <w:p>
-      <w:pPr>
-        <w:pStyle w:val="BodyText"/>
-      </w:pPr>
-      <w:r>
-        <w:t xml:space="preserve">Have ready:</w:t>
+        <w:t xml:space="preserve">Most tools in the JobRadar suite assume you already know what role you’re chasing — a target company list, a specific posting, an actual interview. This tool covers the step before that, in one of two ways:</w:t>
       </w:r>
     </w:p>
     <w:p>
@@ -86,7 +37,17 @@
         <w:pStyle w:val="Compact"/>
       </w:pPr>
       <w:r>
-        <w:t xml:space="preserve">Your resume text, LinkedIn About + Experience sections, or a written summary of your career</w:t>
+        <w:rPr>
+          <w:bCs/>
+          <w:b/>
+        </w:rPr>
+        <w:t xml:space="preserve">Discover mode:</w:t>
+      </w:r>
+      <w:r>
+        <w:t xml:space="preserve"> </w:t>
+      </w:r>
+      <w:r>
+        <w:t xml:space="preserve">you’re not sure what to go after next. Claude reviews your real history and surfaces realistic career paths you might not have considered, ranked and grounded in evidence.</w:t>
       </w:r>
     </w:p>
     <w:p>
@@ -98,38 +59,17 @@
         <w:pStyle w:val="Compact"/>
       </w:pPr>
       <w:r>
-        <w:t xml:space="preserve">(Optional) Any hard constraints — things genuinely off the table, like relocation limits or role types you won’t consider</w:t>
-      </w:r>
-    </w:p>
-    <w:p>
-      <w:pPr>
-        <w:numPr>
-          <w:ilvl w:val="0"/>
-          <w:numId w:val="1001"/>
-        </w:numPr>
-        <w:pStyle w:val="Compact"/>
-      </w:pPr>
-      <w:r>
-        <w:t xml:space="preserve">(Optional) A minimum acceptable compensation figure</w:t>
-      </w:r>
-    </w:p>
-    <w:bookmarkEnd w:id="21"/>
-    <w:bookmarkStart w:id="24" w:name="field-by-field"/>
-    <w:p>
-      <w:pPr>
-        <w:pStyle w:val="Heading2"/>
-      </w:pPr>
-      <w:r>
-        <w:t xml:space="preserve">Field-by-field</w:t>
-      </w:r>
-    </w:p>
-    <w:bookmarkStart w:id="22" w:name="your-background"/>
-    <w:p>
-      <w:pPr>
-        <w:pStyle w:val="Heading3"/>
-      </w:pPr>
-      <w:r>
-        <w:t xml:space="preserve">Your background</w:t>
+        <w:rPr>
+          <w:bCs/>
+          <w:b/>
+        </w:rPr>
+        <w:t xml:space="preserve">Target Pivot mode:</w:t>
+      </w:r>
+      <w:r>
+        <w:t xml:space="preserve"> </w:t>
+      </w:r>
+      <w:r>
+        <w:t xml:space="preserve">you already have a direction in mind, such as Marketing → Sales or Engineering → Sales. Claude tests that pivot honestly, shows how your existing skills translate into the target function, outlines the real gaps, rewords your resume for it, and still surfaces adjacent careers worth considering alongside it.</w:t>
       </w:r>
     </w:p>
     <w:p>
@@ -137,11 +77,7 @@
         <w:pStyle w:val="FirstParagraph"/>
       </w:pPr>
       <w:r>
-        <w:rPr>
-          <w:bCs/>
-          <w:b/>
-        </w:rPr>
-        <w:t xml:space="preserve">Career background</w:t>
+        <w:t xml:space="preserve">If you already know your target role</w:t>
       </w:r>
       <w:r>
         <w:t xml:space="preserve"> </w:t>
@@ -151,10 +87,31 @@
           <w:iCs/>
           <w:i/>
         </w:rPr>
-        <w:t xml:space="preserve">(required)</w:t>
-      </w:r>
-      <w:r>
-        <w:t xml:space="preserve"> — paste your resume, LinkedIn sections, or a written summary. No length limit. This is the only field that has to be filled in for the tool to generate anything.</w:t>
+        <w:t xml:space="preserve">and</w:t>
+      </w:r>
+      <w:r>
+        <w:t xml:space="preserve"> </w:t>
+      </w:r>
+      <w:r>
+        <w:t xml:space="preserve">have a specific posting in hand, you can skip straight to Resume &amp; Cover Letter Tailoring. If you know the target and need companies, go to Target Company Prompt Builder.</w:t>
+      </w:r>
+    </w:p>
+    <w:bookmarkEnd w:id="20"/>
+    <w:bookmarkStart w:id="21" w:name="before-you-start"/>
+    <w:p>
+      <w:pPr>
+        <w:pStyle w:val="Heading2"/>
+      </w:pPr>
+      <w:r>
+        <w:t xml:space="preserve">Before you start</w:t>
+      </w:r>
+    </w:p>
+    <w:p>
+      <w:pPr>
+        <w:pStyle w:val="FirstParagraph"/>
+      </w:pPr>
+      <w:r>
+        <w:t xml:space="preserve">You’ll get the most out of this with real substance, not a polished summary. Specific accomplishments — numbers, technologies, team sizes, deal sizes, what you actually did — work better than an objective statement or a vague list of responsibilities.</w:t>
       </w:r>
     </w:p>
     <w:p>
@@ -162,208 +119,7 @@
         <w:pStyle w:val="BodyText"/>
       </w:pPr>
       <w:r>
-        <w:rPr>
-          <w:bCs/>
-          <w:b/>
-        </w:rPr>
-        <w:t xml:space="preserve">Current or most recent title</w:t>
-      </w:r>
-      <w:r>
-        <w:t xml:space="preserve"> </w:t>
-      </w:r>
-      <w:r>
-        <w:rPr>
-          <w:iCs/>
-          <w:i/>
-        </w:rPr>
-        <w:t xml:space="preserve">(optional)</w:t>
-      </w:r>
-      <w:r>
-        <w:t xml:space="preserve"> — gives Claude a quick anchor point, separate from the fuller background text.</w:t>
-      </w:r>
-    </w:p>
-    <w:p>
-      <w:pPr>
-        <w:pStyle w:val="BodyText"/>
-      </w:pPr>
-      <w:r>
-        <w:rPr>
-          <w:bCs/>
-          <w:b/>
-        </w:rPr>
-        <w:t xml:space="preserve">Anything off the table</w:t>
-      </w:r>
-      <w:r>
-        <w:t xml:space="preserve"> </w:t>
-      </w:r>
-      <w:r>
-        <w:rPr>
-          <w:iCs/>
-          <w:i/>
-        </w:rPr>
-        <w:t xml:space="preserve">(optional)</w:t>
-      </w:r>
-      <w:r>
-        <w:t xml:space="preserve"> — hard constraints, not soft preferences. The generated prompt tells Claude to filter every recommendation through these rather than just weigh them loosely. Examples: “no relocation outside Texas,” “no people-management roles,” “must stay remote-eligible.”</w:t>
-      </w:r>
-    </w:p>
-    <w:p>
-      <w:pPr>
-        <w:pStyle w:val="BodyText"/>
-      </w:pPr>
-      <w:r>
-        <w:rPr>
-          <w:bCs/>
-          <w:b/>
-        </w:rPr>
-        <w:t xml:space="preserve">Minimum acceptable compensation</w:t>
-      </w:r>
-      <w:r>
-        <w:t xml:space="preserve"> </w:t>
-      </w:r>
-      <w:r>
-        <w:rPr>
-          <w:iCs/>
-          <w:i/>
-        </w:rPr>
-        <w:t xml:space="preserve">(optional)</w:t>
-      </w:r>
-      <w:r>
-        <w:t xml:space="preserve"> — a floor, not a target. Helps Claude flag paths that wouldn’t realistically clear it.</w:t>
-      </w:r>
-    </w:p>
-    <w:p>
-      <w:pPr>
-        <w:pStyle w:val="BodyText"/>
-      </w:pPr>
-      <w:r>
-        <w:rPr>
-          <w:bCs/>
-          <w:b/>
-        </w:rPr>
-        <w:t xml:space="preserve">Stay within my current industry?</w:t>
-      </w:r>
-      <w:r>
-        <w:t xml:space="preserve"> — “No” (default) shows everything, including a full break into an unrelated industry. “Yes” restricts recommendations to adjacent roles within your current industry.</w:t>
-      </w:r>
-    </w:p>
-    <w:p>
-      <w:pPr>
-        <w:pStyle w:val="BodyText"/>
-      </w:pPr>
-      <w:r>
-        <w:rPr>
-          <w:bCs/>
-          <w:b/>
-        </w:rPr>
-        <w:t xml:space="preserve">Rule out paths that need years of additional schooling or an entry-level restart?</w:t>
-      </w:r>
-      <w:r>
-        <w:t xml:space="preserve"> — “Yes” (default) keeps the focus on paths you could realistically move into now, though Claude can still flag an unusually compelling exception if one comes up. “No” opens the door to paths that would require significant retraining, with that cost stated plainly.</w:t>
-      </w:r>
-    </w:p>
-    <w:bookmarkEnd w:id="22"/>
-    <w:bookmarkStart w:id="23" w:name="output-scope"/>
-    <w:p>
-      <w:pPr>
-        <w:pStyle w:val="Heading3"/>
-      </w:pPr>
-      <w:r>
-        <w:t xml:space="preserve">Output scope</w:t>
-      </w:r>
-    </w:p>
-    <w:p>
-      <w:pPr>
-        <w:pStyle w:val="FirstParagraph"/>
-      </w:pPr>
-      <w:r>
-        <w:rPr>
-          <w:bCs/>
-          <w:b/>
-        </w:rPr>
-        <w:t xml:space="preserve">How many alternative paths to surface</w:t>
-      </w:r>
-      <w:r>
-        <w:t xml:space="preserve"> — defaults to 1–4, which keeps the analysis focused and faster to read. You can ask for more (the tool’s own hint suggests 8–12 as a deeper alternative, or any number) — Claude will still do it, just with a longer response and more depth per path.</w:t>
-      </w:r>
-    </w:p>
-    <w:p>
-      <w:pPr>
-        <w:pStyle w:val="BodyText"/>
-      </w:pPr>
-      <w:r>
-        <w:rPr>
-          <w:bCs/>
-          <w:b/>
-        </w:rPr>
-        <w:t xml:space="preserve">Include a ranked fit table?</w:t>
-      </w:r>
-      <w:r>
-        <w:t xml:space="preserve"> — scores each path on transferability, employer credibility, compensation potential, availability, retraining required, durability, network leverage, and advancement potential. On by default.</w:t>
-      </w:r>
-    </w:p>
-    <w:p>
-      <w:pPr>
-        <w:pStyle w:val="BodyText"/>
-      </w:pPr>
-      <w:r>
-        <w:rPr>
-          <w:bCs/>
-          <w:b/>
-        </w:rPr>
-        <w:t xml:space="preserve">Include a “Hidden Opportunities” section?</w:t>
-      </w:r>
-      <w:r>
-        <w:t xml:space="preserve"> — looks specifically for roles at the intersection of two or more of your capabilities (e.g. technical expertise + communication, sales + strategy) rather than matching your past titles to similar titles. On by default — this is often where the most useful, non-obvious recommendations come from.</w:t>
-      </w:r>
-    </w:p>
-    <w:p>
-      <w:pPr>
-        <w:pStyle w:val="BodyText"/>
-      </w:pPr>
-      <w:r>
-        <w:rPr>
-          <w:bCs/>
-          <w:b/>
-        </w:rPr>
-        <w:t xml:space="preserve">Include a Final Recommendation summary?</w:t>
-      </w:r>
-      <w:r>
-        <w:t xml:space="preserve"> — closes with a best-immediate-pivot / best-higher-comp / best-long-term / best-lower-risk / most-overlooked / probably-avoid breakdown, each with a reason. On by default.</w:t>
-      </w:r>
-    </w:p>
-    <w:p>
-      <w:pPr>
-        <w:pStyle w:val="BodyText"/>
-      </w:pPr>
-      <w:r>
-        <w:rPr>
-          <w:bCs/>
-          <w:b/>
-        </w:rPr>
-        <w:t xml:space="preserve">Include next-step routing to the other JobRadar tools?</w:t>
-      </w:r>
-      <w:r>
-        <w:t xml:space="preserve"> — for your top 3 paths, names which JobRadar tool to run next and why (Target Company Prompt Builder, Resume &amp; Cover Letter Tailoring, or Interview Prep Guide Builder). On by default. This is what keeps this tool from trying to also do positioning or objection-handling — it just points you to the tool that already does that well.</w:t>
-      </w:r>
-    </w:p>
-    <w:bookmarkEnd w:id="23"/>
-    <w:bookmarkEnd w:id="24"/>
-    <w:bookmarkStart w:id="25" w:name="what-youll-get-back"/>
-    <w:p>
-      <w:pPr>
-        <w:pStyle w:val="Heading2"/>
-      </w:pPr>
-      <w:r>
-        <w:t xml:space="preserve">What you’ll get back</w:t>
-      </w:r>
-    </w:p>
-    <w:p>
-      <w:pPr>
-        <w:pStyle w:val="FirstParagraph"/>
-      </w:pPr>
-      <w:r>
-        <w:t xml:space="preserve">When you paste the generated prompt into Claude, the response is organized into the sections you toggled on:</w:t>
+        <w:t xml:space="preserve">Have ready:</w:t>
       </w:r>
     </w:p>
     <w:p>
@@ -375,14 +131,7 @@
         <w:pStyle w:val="Compact"/>
       </w:pPr>
       <w:r>
-        <w:rPr>
-          <w:bCs/>
-          <w:b/>
-        </w:rPr>
-        <w:t xml:space="preserve">Career Profile Assessment</w:t>
-      </w:r>
-      <w:r>
-        <w:t xml:space="preserve"> — your strongest areas of expertise, transferable skills, leadership capabilities, and non-obvious career patterns, with what you’re demonstrably good at kept separate from what your job titles alone suggest.</w:t>
+        <w:t xml:space="preserve">Your resume (text to paste, or the file to attach in Claude), LinkedIn About + Experience sections, or a written summary of your career</w:t>
       </w:r>
     </w:p>
     <w:p>
@@ -394,14 +143,7 @@
         <w:pStyle w:val="Compact"/>
       </w:pPr>
       <w:r>
-        <w:rPr>
-          <w:bCs/>
-          <w:b/>
-        </w:rPr>
-        <w:t xml:space="preserve">Career Capital</w:t>
-      </w:r>
-      <w:r>
-        <w:t xml:space="preserve"> — your accumulated professional assets, each tied to specific evidence from what you pasted.</w:t>
+        <w:t xml:space="preserve">(Optional) Any hard constraints — things genuinely off the table, like relocation limits or role types you won’t consider</w:t>
       </w:r>
     </w:p>
     <w:p>
@@ -413,14 +155,7 @@
         <w:pStyle w:val="Compact"/>
       </w:pPr>
       <w:r>
-        <w:rPr>
-          <w:bCs/>
-          <w:b/>
-        </w:rPr>
-        <w:t xml:space="preserve">Alternative Career Paths</w:t>
-      </w:r>
-      <w:r>
-        <w:t xml:space="preserve"> — a mix of adjacent moves, less-obvious transferable roles, leadership and IC options, consulting/advisory paths, and (unless restricted) roles outside your current industry — evaluated as an employer actually would, not just what’s theoretically possible.</w:t>
+        <w:t xml:space="preserve">(Optional) A minimum acceptable compensation figure</w:t>
       </w:r>
     </w:p>
     <w:p>
@@ -432,11 +167,74 @@
         <w:pStyle w:val="Compact"/>
       </w:pPr>
       <w:r>
-        <w:rPr>
-          <w:bCs/>
-          <w:b/>
-        </w:rPr>
-        <w:t xml:space="preserve">Career Path Ranking</w:t>
+        <w:t xml:space="preserve">(Target Pivot mode) The function you want to move into, and in your own words, what’s drawing you to it</w:t>
+      </w:r>
+    </w:p>
+    <w:bookmarkEnd w:id="21"/>
+    <w:bookmarkStart w:id="25" w:name="field-by-field"/>
+    <w:p>
+      <w:pPr>
+        <w:pStyle w:val="Heading2"/>
+      </w:pPr>
+      <w:r>
+        <w:t xml:space="preserve">Field-by-field</w:t>
+      </w:r>
+    </w:p>
+    <w:bookmarkStart w:id="22" w:name="your-background"/>
+    <w:p>
+      <w:pPr>
+        <w:pStyle w:val="Heading3"/>
+      </w:pPr>
+      <w:r>
+        <w:t xml:space="preserve">Your background</w:t>
+      </w:r>
+    </w:p>
+    <w:p>
+      <w:pPr>
+        <w:pStyle w:val="FirstParagraph"/>
+      </w:pPr>
+      <w:r>
+        <w:rPr>
+          <w:bCs/>
+          <w:b/>
+        </w:rPr>
+        <w:t xml:space="preserve">Career background</w:t>
+      </w:r>
+      <w:r>
+        <w:t xml:space="preserve"> </w:t>
+      </w:r>
+      <w:r>
+        <w:t xml:space="preserve">— paste your resume, LinkedIn sections, or a written summary. No length limit. Required unless you check the attach option below.</w:t>
+      </w:r>
+    </w:p>
+    <w:p>
+      <w:pPr>
+        <w:pStyle w:val="BodyText"/>
+      </w:pPr>
+      <w:r>
+        <w:rPr>
+          <w:bCs/>
+          <w:b/>
+        </w:rPr>
+        <w:t xml:space="preserve">I’ll attach my resume file (PDF/Word) directly in Claude</w:t>
+      </w:r>
+      <w:r>
+        <w:t xml:space="preserve"> </w:t>
+      </w:r>
+      <w:r>
+        <w:t xml:space="preserve">— check this to upload your resume file to the Claude chat along with the prompt instead of pasting it. The Career background box becomes optional; use it for anything extra that isn’t on your resume (LinkedIn highlights, side projects, context). Nothing is uploaded from this page itself.</w:t>
+      </w:r>
+    </w:p>
+    <w:p>
+      <w:pPr>
+        <w:pStyle w:val="BodyText"/>
+      </w:pPr>
+      <w:r>
+        <w:rPr>
+          <w:bCs/>
+          <w:b/>
+        </w:rPr>
+        <w:t xml:space="preserve">Current or most recent title</w:t>
       </w:r>
       <w:r>
         <w:t xml:space="preserve"> </w:t>
@@ -446,26 +244,25 @@
           <w:iCs/>
           <w:i/>
         </w:rPr>
-        <w:t xml:space="preserve">(if enabled)</w:t>
-      </w:r>
-      <w:r>
-        <w:t xml:space="preserve"> — a table, one row per path.</w:t>
-      </w:r>
-    </w:p>
-    <w:p>
-      <w:pPr>
-        <w:numPr>
-          <w:ilvl w:val="0"/>
-          <w:numId w:val="1002"/>
-        </w:numPr>
-        <w:pStyle w:val="Compact"/>
-      </w:pPr>
-      <w:r>
-        <w:rPr>
-          <w:bCs/>
-          <w:b/>
-        </w:rPr>
-        <w:t xml:space="preserve">Hidden Opportunities</w:t>
+        <w:t xml:space="preserve">(optional)</w:t>
+      </w:r>
+      <w:r>
+        <w:t xml:space="preserve"> </w:t>
+      </w:r>
+      <w:r>
+        <w:t xml:space="preserve">— a quick anchor point, separate from the fuller background text.</w:t>
+      </w:r>
+    </w:p>
+    <w:p>
+      <w:pPr>
+        <w:pStyle w:val="BodyText"/>
+      </w:pPr>
+      <w:r>
+        <w:rPr>
+          <w:bCs/>
+          <w:b/>
+        </w:rPr>
+        <w:t xml:space="preserve">Anything off the table</w:t>
       </w:r>
       <w:r>
         <w:t xml:space="preserve"> </w:t>
@@ -475,26 +272,61 @@
           <w:iCs/>
           <w:i/>
         </w:rPr>
-        <w:t xml:space="preserve">(if enabled)</w:t>
-      </w:r>
-      <w:r>
-        <w:t xml:space="preserve"> — capability-intersection roles.</w:t>
-      </w:r>
-    </w:p>
-    <w:p>
-      <w:pPr>
-        <w:numPr>
-          <w:ilvl w:val="0"/>
-          <w:numId w:val="1002"/>
-        </w:numPr>
-        <w:pStyle w:val="Compact"/>
-      </w:pPr>
-      <w:r>
-        <w:rPr>
-          <w:bCs/>
-          <w:b/>
-        </w:rPr>
-        <w:t xml:space="preserve">Final Recommendation</w:t>
+        <w:t xml:space="preserve">(optional)</w:t>
+      </w:r>
+      <w:r>
+        <w:t xml:space="preserve"> </w:t>
+      </w:r>
+      <w:r>
+        <w:t xml:space="preserve">— hard constraints, not soft preferences. The prompt tells Claude to filter every recommendation through these. Examples:</w:t>
+      </w:r>
+      <w:r>
+        <w:t xml:space="preserve"> </w:t>
+      </w:r>
+      <w:r>
+        <w:t xml:space="preserve">“</w:t>
+      </w:r>
+      <w:r>
+        <w:t xml:space="preserve">no relocation outside Texas,</w:t>
+      </w:r>
+      <w:r>
+        <w:t xml:space="preserve">”</w:t>
+      </w:r>
+      <w:r>
+        <w:t xml:space="preserve"> </w:t>
+      </w:r>
+      <w:r>
+        <w:t xml:space="preserve">“</w:t>
+      </w:r>
+      <w:r>
+        <w:t xml:space="preserve">no people-management roles,</w:t>
+      </w:r>
+      <w:r>
+        <w:t xml:space="preserve">”</w:t>
+      </w:r>
+      <w:r>
+        <w:t xml:space="preserve"> </w:t>
+      </w:r>
+      <w:r>
+        <w:t xml:space="preserve">“</w:t>
+      </w:r>
+      <w:r>
+        <w:t xml:space="preserve">must stay remote-eligible.</w:t>
+      </w:r>
+      <w:r>
+        <w:t xml:space="preserve">”</w:t>
+      </w:r>
+    </w:p>
+    <w:p>
+      <w:pPr>
+        <w:pStyle w:val="BodyText"/>
+      </w:pPr>
+      <w:r>
+        <w:rPr>
+          <w:bCs/>
+          <w:b/>
+        </w:rPr>
+        <w:t xml:space="preserve">Minimum acceptable compensation</w:t>
       </w:r>
       <w:r>
         <w:t xml:space="preserve"> </w:t>
@@ -504,26 +336,177 @@
           <w:iCs/>
           <w:i/>
         </w:rPr>
-        <w:t xml:space="preserve">(if enabled)</w:t>
-      </w:r>
-      <w:r>
-        <w:t xml:space="preserve"> — the six-way breakdown described above.</w:t>
-      </w:r>
-    </w:p>
-    <w:p>
-      <w:pPr>
-        <w:numPr>
-          <w:ilvl w:val="0"/>
-          <w:numId w:val="1002"/>
-        </w:numPr>
-        <w:pStyle w:val="Compact"/>
-      </w:pPr>
-      <w:r>
-        <w:rPr>
-          <w:bCs/>
-          <w:b/>
-        </w:rPr>
-        <w:t xml:space="preserve">What’s Next</w:t>
+        <w:t xml:space="preserve">(optional)</w:t>
+      </w:r>
+      <w:r>
+        <w:t xml:space="preserve"> </w:t>
+      </w:r>
+      <w:r>
+        <w:t xml:space="preserve">— a floor, not a target.</w:t>
+      </w:r>
+    </w:p>
+    <w:p>
+      <w:pPr>
+        <w:pStyle w:val="BodyText"/>
+      </w:pPr>
+      <w:r>
+        <w:rPr>
+          <w:bCs/>
+          <w:b/>
+        </w:rPr>
+        <w:t xml:space="preserve">Stay within my current industry?</w:t>
+      </w:r>
+      <w:r>
+        <w:t xml:space="preserve"> </w:t>
+      </w:r>
+      <w:r>
+        <w:t xml:space="preserve">—</w:t>
+      </w:r>
+      <w:r>
+        <w:t xml:space="preserve"> </w:t>
+      </w:r>
+      <w:r>
+        <w:t xml:space="preserve">“</w:t>
+      </w:r>
+      <w:r>
+        <w:t xml:space="preserve">No</w:t>
+      </w:r>
+      <w:r>
+        <w:t xml:space="preserve">”</w:t>
+      </w:r>
+      <w:r>
+        <w:t xml:space="preserve"> </w:t>
+      </w:r>
+      <w:r>
+        <w:t xml:space="preserve">(default) shows everything, including a full break into an unrelated industry.</w:t>
+      </w:r>
+      <w:r>
+        <w:t xml:space="preserve"> </w:t>
+      </w:r>
+      <w:r>
+        <w:t xml:space="preserve">“</w:t>
+      </w:r>
+      <w:r>
+        <w:t xml:space="preserve">Yes</w:t>
+      </w:r>
+      <w:r>
+        <w:t xml:space="preserve">”</w:t>
+      </w:r>
+      <w:r>
+        <w:t xml:space="preserve"> </w:t>
+      </w:r>
+      <w:r>
+        <w:t xml:space="preserve">restricts recommendations to adjacent roles within your current industry.</w:t>
+      </w:r>
+    </w:p>
+    <w:p>
+      <w:pPr>
+        <w:pStyle w:val="BodyText"/>
+      </w:pPr>
+      <w:r>
+        <w:rPr>
+          <w:bCs/>
+          <w:b/>
+        </w:rPr>
+        <w:t xml:space="preserve">Rule out paths that need years of additional schooling or an entry-level restart?</w:t>
+      </w:r>
+      <w:r>
+        <w:t xml:space="preserve"> </w:t>
+      </w:r>
+      <w:r>
+        <w:t xml:space="preserve">—</w:t>
+      </w:r>
+      <w:r>
+        <w:t xml:space="preserve"> </w:t>
+      </w:r>
+      <w:r>
+        <w:t xml:space="preserve">“</w:t>
+      </w:r>
+      <w:r>
+        <w:t xml:space="preserve">Yes</w:t>
+      </w:r>
+      <w:r>
+        <w:t xml:space="preserve">”</w:t>
+      </w:r>
+      <w:r>
+        <w:t xml:space="preserve"> </w:t>
+      </w:r>
+      <w:r>
+        <w:t xml:space="preserve">(default) keeps the focus on paths you could realistically move into now, though Claude can still flag an unusually compelling exception.</w:t>
+      </w:r>
+      <w:r>
+        <w:t xml:space="preserve"> </w:t>
+      </w:r>
+      <w:r>
+        <w:t xml:space="preserve">“</w:t>
+      </w:r>
+      <w:r>
+        <w:t xml:space="preserve">No</w:t>
+      </w:r>
+      <w:r>
+        <w:t xml:space="preserve">”</w:t>
+      </w:r>
+      <w:r>
+        <w:t xml:space="preserve"> </w:t>
+      </w:r>
+      <w:r>
+        <w:t xml:space="preserve">opens the door to paths that would require significant retraining, with that cost stated plainly.</w:t>
+      </w:r>
+    </w:p>
+    <w:bookmarkEnd w:id="22"/>
+    <w:bookmarkStart w:id="23" w:name="what-are-you-looking-for"/>
+    <w:p>
+      <w:pPr>
+        <w:pStyle w:val="Heading3"/>
+      </w:pPr>
+      <w:r>
+        <w:t xml:space="preserve">What are you looking for?</w:t>
+      </w:r>
+    </w:p>
+    <w:p>
+      <w:pPr>
+        <w:pStyle w:val="FirstParagraph"/>
+      </w:pPr>
+      <w:r>
+        <w:rPr>
+          <w:bCs/>
+          <w:b/>
+        </w:rPr>
+        <w:t xml:space="preserve">Discover paths</w:t>
+      </w:r>
+      <w:r>
+        <w:t xml:space="preserve"> </w:t>
+      </w:r>
+      <w:r>
+        <w:t xml:space="preserve">(default) or</w:t>
+      </w:r>
+      <w:r>
+        <w:t xml:space="preserve"> </w:t>
+      </w:r>
+      <w:r>
+        <w:rPr>
+          <w:bCs/>
+          <w:b/>
+        </w:rPr>
+        <w:t xml:space="preserve">I have a target pivot in mind.</w:t>
+      </w:r>
+      <w:r>
+        <w:t xml:space="preserve"> </w:t>
+      </w:r>
+      <w:r>
+        <w:t xml:space="preserve">Choosing the second reveals:</w:t>
+      </w:r>
+    </w:p>
+    <w:p>
+      <w:pPr>
+        <w:pStyle w:val="BodyText"/>
+      </w:pPr>
+      <w:r>
+        <w:rPr>
+          <w:bCs/>
+          <w:b/>
+        </w:rPr>
+        <w:t xml:space="preserve">Pivoting from</w:t>
       </w:r>
       <w:r>
         <w:t xml:space="preserve"> </w:t>
@@ -533,10 +516,115 @@
           <w:iCs/>
           <w:i/>
         </w:rPr>
-        <w:t xml:space="preserve">(if enabled)</w:t>
-      </w:r>
-      <w:r>
-        <w:t xml:space="preserve"> — routing for your top 3 paths.</w:t>
+        <w:t xml:space="preserve">(optional)</w:t>
+      </w:r>
+      <w:r>
+        <w:t xml:space="preserve"> </w:t>
+      </w:r>
+      <w:r>
+        <w:t xml:space="preserve">— your current function. Leave it blank and Claude infers it from your background.</w:t>
+      </w:r>
+    </w:p>
+    <w:p>
+      <w:pPr>
+        <w:pStyle w:val="BodyText"/>
+      </w:pPr>
+      <w:r>
+        <w:rPr>
+          <w:bCs/>
+          <w:b/>
+        </w:rPr>
+        <w:t xml:space="preserve">Pivoting to</w:t>
+      </w:r>
+      <w:r>
+        <w:t xml:space="preserve"> </w:t>
+      </w:r>
+      <w:r>
+        <w:rPr>
+          <w:iCs/>
+          <w:i/>
+        </w:rPr>
+        <w:t xml:space="preserve">(required in this mode)</w:t>
+      </w:r>
+      <w:r>
+        <w:t xml:space="preserve"> </w:t>
+      </w:r>
+      <w:r>
+        <w:t xml:space="preserve">— the function you want to move into. Pick a suggestion (Sales, Sales Engineering / Solutions Consulting, Business Development, Account Management, Customer Success, Marketing, Product Management, Engineering, and more) or type your own.</w:t>
+      </w:r>
+    </w:p>
+    <w:p>
+      <w:pPr>
+        <w:pStyle w:val="BodyText"/>
+      </w:pPr>
+      <w:r>
+        <w:rPr>
+          <w:bCs/>
+          <w:b/>
+        </w:rPr>
+        <w:t xml:space="preserve">What’s drawing you to this pivot</w:t>
+      </w:r>
+      <w:r>
+        <w:t xml:space="preserve"> </w:t>
+      </w:r>
+      <w:r>
+        <w:rPr>
+          <w:iCs/>
+          <w:i/>
+        </w:rPr>
+        <w:t xml:space="preserve">(optional)</w:t>
+      </w:r>
+      <w:r>
+        <w:t xml:space="preserve"> </w:t>
+      </w:r>
+      <w:r>
+        <w:t xml:space="preserve">— your own reasons, used as context only. Claude won’t invent motivations you don’t state.</w:t>
+      </w:r>
+    </w:p>
+    <w:p>
+      <w:pPr>
+        <w:pStyle w:val="BodyText"/>
+      </w:pPr>
+      <w:r>
+        <w:rPr>
+          <w:bCs/>
+          <w:b/>
+        </w:rPr>
+        <w:t xml:space="preserve">Also surface adjacent careers I should consider alongside this pivot</w:t>
+      </w:r>
+      <w:r>
+        <w:t xml:space="preserve"> </w:t>
+      </w:r>
+      <w:r>
+        <w:t xml:space="preserve">— on by default. Keeps the tool’s discovery output: adjacent paths, each compared against your named pivot, including any that may be a stronger or lower-risk fit.</w:t>
+      </w:r>
+    </w:p>
+    <w:p>
+      <w:pPr>
+        <w:pStyle w:val="BodyText"/>
+      </w:pPr>
+      <w:r>
+        <w:rPr>
+          <w:bCs/>
+          <w:b/>
+        </w:rPr>
+        <w:t xml:space="preserve">Include resume repositioning for this pivot</w:t>
+      </w:r>
+      <w:r>
+        <w:t xml:space="preserve"> </w:t>
+      </w:r>
+      <w:r>
+        <w:t xml:space="preserve">— on by default. Adds the Resume Repositioning section described below, including the hand-off to Resume &amp; Cover Letter Tailoring.</w:t>
+      </w:r>
+    </w:p>
+    <w:bookmarkEnd w:id="23"/>
+    <w:bookmarkStart w:id="24" w:name="output-scope"/>
+    <w:p>
+      <w:pPr>
+        <w:pStyle w:val="Heading3"/>
+      </w:pPr>
+      <w:r>
+        <w:t xml:space="preserve">Output scope</w:t>
       </w:r>
     </w:p>
     <w:p>
@@ -544,17 +632,178 @@
         <w:pStyle w:val="FirstParagraph"/>
       </w:pPr>
       <w:r>
-        <w:t xml:space="preserve">The generated prompt always asks for a downloadable Word document, not a chat response — real headings per section and a real Word table for the Career Path Ranking, not plain text. This requires the Code execution and file creation setting (Settings → Capabilities) to be on; without it, Claude will fall back to a chat response.</w:t>
-      </w:r>
-    </w:p>
+        <w:rPr>
+          <w:bCs/>
+          <w:b/>
+        </w:rPr>
+        <w:t xml:space="preserve">How many alternative paths to surface</w:t>
+      </w:r>
+      <w:r>
+        <w:t xml:space="preserve"> </w:t>
+      </w:r>
+      <w:r>
+        <w:t xml:space="preserve">— defaults to 1–4. In Target Pivot mode this is the number of</w:t>
+      </w:r>
+      <w:r>
+        <w:t xml:space="preserve"> </w:t>
+      </w:r>
+      <w:r>
+        <w:rPr>
+          <w:iCs/>
+          <w:i/>
+        </w:rPr>
+        <w:t xml:space="preserve">adjacent</w:t>
+      </w:r>
+      <w:r>
+        <w:t xml:space="preserve"> </w:t>
+      </w:r>
+      <w:r>
+        <w:t xml:space="preserve">paths, surfaced alongside your pivot. Ask for more (8–12, or any number) for a deeper pass.</w:t>
+      </w:r>
+    </w:p>
+    <w:p>
+      <w:pPr>
+        <w:pStyle w:val="BodyText"/>
+      </w:pPr>
+      <w:r>
+        <w:rPr>
+          <w:bCs/>
+          <w:b/>
+        </w:rPr>
+        <w:t xml:space="preserve">Include a ranked fit table?</w:t>
+      </w:r>
+      <w:r>
+        <w:t xml:space="preserve"> </w:t>
+      </w:r>
+      <w:r>
+        <w:t xml:space="preserve">— scores each path on transferability, employer credibility, compensation potential, availability, retraining required, durability, network leverage, and advancement potential. In Target Pivot mode your pivot is listed first. On by default.</w:t>
+      </w:r>
+    </w:p>
+    <w:p>
+      <w:pPr>
+        <w:pStyle w:val="BodyText"/>
+      </w:pPr>
+      <w:r>
+        <w:rPr>
+          <w:bCs/>
+          <w:b/>
+        </w:rPr>
+        <w:t xml:space="preserve">Include a</w:t>
+      </w:r>
+      <w:r>
+        <w:rPr>
+          <w:bCs/>
+          <w:b/>
+        </w:rPr>
+        <w:t xml:space="preserve"> </w:t>
+      </w:r>
+      <w:r>
+        <w:rPr>
+          <w:bCs/>
+          <w:b/>
+        </w:rPr>
+        <w:t xml:space="preserve">“</w:t>
+      </w:r>
+      <w:r>
+        <w:rPr>
+          <w:bCs/>
+          <w:b/>
+        </w:rPr>
+        <w:t xml:space="preserve">Hidden Opportunities</w:t>
+      </w:r>
+      <w:r>
+        <w:rPr>
+          <w:bCs/>
+          <w:b/>
+        </w:rPr>
+        <w:t xml:space="preserve">”</w:t>
+      </w:r>
+      <w:r>
+        <w:rPr>
+          <w:bCs/>
+          <w:b/>
+        </w:rPr>
+        <w:t xml:space="preserve"> </w:t>
+      </w:r>
+      <w:r>
+        <w:rPr>
+          <w:bCs/>
+          <w:b/>
+        </w:rPr>
+        <w:t xml:space="preserve">section?</w:t>
+      </w:r>
+      <w:r>
+        <w:t xml:space="preserve"> </w:t>
+      </w:r>
+      <w:r>
+        <w:t xml:space="preserve">— roles at the intersection of two or more of your capabilities rather than title-to-title matching. In Target Pivot mode it also looks at intersections between your background and the target function. On by default.</w:t>
+      </w:r>
+    </w:p>
+    <w:p>
+      <w:pPr>
+        <w:pStyle w:val="BodyText"/>
+      </w:pPr>
+      <w:r>
+        <w:rPr>
+          <w:bCs/>
+          <w:b/>
+        </w:rPr>
+        <w:t xml:space="preserve">Include a Final Recommendation summary?</w:t>
+      </w:r>
+      <w:r>
+        <w:t xml:space="preserve"> </w:t>
+      </w:r>
+      <w:r>
+        <w:t xml:space="preserve">— best immediate pivot, best higher-comp, best long-term, best lower-risk, most overlooked, and one path to probably avoid. In Target Pivot mode it opens with a direct verdict on your pivot. On by default.</w:t>
+      </w:r>
+    </w:p>
+    <w:p>
+      <w:pPr>
+        <w:pStyle w:val="BodyText"/>
+      </w:pPr>
+      <w:r>
+        <w:rPr>
+          <w:bCs/>
+          <w:b/>
+        </w:rPr>
+        <w:t xml:space="preserve">Include next-step routing to the other JobRadar tools?</w:t>
+      </w:r>
+      <w:r>
+        <w:t xml:space="preserve"> </w:t>
+      </w:r>
+      <w:r>
+        <w:t xml:space="preserve">— for your top 3 paths, which tool to run next and why. On by default.</w:t>
+      </w:r>
+    </w:p>
+    <w:bookmarkEnd w:id="24"/>
     <w:bookmarkEnd w:id="25"/>
-    <w:bookmarkStart w:id="26" w:name="what-this-tool-intentionally-doesnt-do"/>
+    <w:bookmarkStart w:id="26" w:name="what-youll-get-back"/>
     <w:p>
       <w:pPr>
         <w:pStyle w:val="Heading2"/>
       </w:pPr>
       <w:r>
-        <w:t xml:space="preserve">What this tool intentionally doesn’t do</w:t>
+        <w:t xml:space="preserve">What you’ll get back</w:t>
+      </w:r>
+    </w:p>
+    <w:p>
+      <w:pPr>
+        <w:pStyle w:val="FirstParagraph"/>
+      </w:pPr>
+      <w:r>
+        <w:t xml:space="preserve">A downloadable Word document with real headings and real Word tables, organized into the sections you turned on. Section numbers adjust automatically to match.</w:t>
+      </w:r>
+    </w:p>
+    <w:p>
+      <w:pPr>
+        <w:pStyle w:val="BodyText"/>
+      </w:pPr>
+      <w:r>
+        <w:rPr>
+          <w:bCs/>
+          <w:b/>
+        </w:rPr>
+        <w:t xml:space="preserve">Both modes:</w:t>
       </w:r>
     </w:p>
     <w:p>
@@ -570,10 +819,13 @@
           <w:bCs/>
           <w:b/>
         </w:rPr>
-        <w:t xml:space="preserve">Rewrite your resume or LinkedIn.</w:t>
-      </w:r>
-      <w:r>
-        <w:t xml:space="preserve"> Once you’ve picked a direction from this tool’s output, Resume &amp; Cover Letter Tailoring is where you tailor your actual materials — including its optional “Pivot Positioning Notes,” which handles what to emphasize or reframe for a specific posting.</w:t>
+        <w:t xml:space="preserve">Career Profile Assessment</w:t>
+      </w:r>
+      <w:r>
+        <w:t xml:space="preserve"> </w:t>
+      </w:r>
+      <w:r>
+        <w:t xml:space="preserve">— your strongest expertise, transferable skills, leadership capabilities, and non-obvious career patterns.</w:t>
       </w:r>
     </w:p>
     <w:p>
@@ -589,17 +841,32 @@
           <w:bCs/>
           <w:b/>
         </w:rPr>
-        <w:t xml:space="preserve">Prep you for objections.</w:t>
-      </w:r>
-      <w:r>
-        <w:t xml:space="preserve"> Interview Prep Guide Builder’s “Objection Reframing” section handles turning a career pivot, a gap, or perceived overqualification into a credible answer once you’re actually in an interview.</w:t>
+        <w:t xml:space="preserve">Career Capital</w:t>
+      </w:r>
+      <w:r>
+        <w:t xml:space="preserve"> </w:t>
+      </w:r>
+      <w:r>
+        <w:t xml:space="preserve">— accumulated professional assets, each tied to specific evidence.</w:t>
+      </w:r>
+    </w:p>
+    <w:p>
+      <w:pPr>
+        <w:pStyle w:val="FirstParagraph"/>
+      </w:pPr>
+      <w:r>
+        <w:rPr>
+          <w:bCs/>
+          <w:b/>
+        </w:rPr>
+        <w:t xml:space="preserve">Target Pivot mode:</w:t>
       </w:r>
     </w:p>
     <w:p>
       <w:pPr>
         <w:numPr>
           <w:ilvl w:val="0"/>
-          <w:numId w:val="1003"/>
+          <w:numId w:val="1004"/>
         </w:numPr>
         <w:pStyle w:val="Compact"/>
       </w:pPr>
@@ -608,10 +875,443 @@
           <w:bCs/>
           <w:b/>
         </w:rPr>
+        <w:t xml:space="preserve">Target Pivot Assessment</w:t>
+      </w:r>
+      <w:r>
+        <w:t xml:space="preserve"> </w:t>
+      </w:r>
+      <w:r>
+        <w:t xml:space="preserve">— credible evidence for the target function, real gaps stated plainly, the realistic entry title and level, bridge roles, compensation impact against your floor, the fastest ways to close gaps, and a verdict (pursue directly, via a bridge role, or reconsider) with a fit score.</w:t>
+      </w:r>
+    </w:p>
+    <w:p>
+      <w:pPr>
+        <w:numPr>
+          <w:ilvl w:val="0"/>
+          <w:numId w:val="1004"/>
+        </w:numPr>
+        <w:pStyle w:val="Compact"/>
+      </w:pPr>
+      <w:r>
+        <w:rPr>
+          <w:bCs/>
+          <w:b/>
+        </w:rPr>
+        <w:t xml:space="preserve">Resume Repositioning for the Pivot</w:t>
+      </w:r>
+      <w:r>
+        <w:t xml:space="preserve"> </w:t>
+      </w:r>
+      <w:r>
+        <w:rPr>
+          <w:iCs/>
+          <w:i/>
+        </w:rPr>
+        <w:t xml:space="preserve">(if enabled)</w:t>
+      </w:r>
+      <w:r>
+        <w:t xml:space="preserve">:</w:t>
+      </w:r>
+    </w:p>
+    <w:p>
+      <w:pPr>
+        <w:numPr>
+          <w:ilvl w:val="1"/>
+          <w:numId w:val="1005"/>
+        </w:numPr>
+        <w:pStyle w:val="Compact"/>
+      </w:pPr>
+      <w:r>
+        <w:rPr>
+          <w:bCs/>
+          <w:b/>
+        </w:rPr>
+        <w:t xml:space="preserve">Skill Translation</w:t>
+      </w:r>
+      <w:r>
+        <w:t xml:space="preserve"> </w:t>
+      </w:r>
+      <w:r>
+        <w:t xml:space="preserve">— a table of Skill / Capability, Evidence in My Background, How I Use It Now, How the Target Uses It, and Suggested Resume Wording. This is where a common skill gets reframed for how it’s used in the target job. For example,</w:t>
+      </w:r>
+      <w:r>
+        <w:t xml:space="preserve"> </w:t>
+      </w:r>
+      <w:r>
+        <w:t xml:space="preserve">“</w:t>
+      </w:r>
+      <w:r>
+        <w:t xml:space="preserve">presented design trade-offs to plant managers</w:t>
+      </w:r>
+      <w:r>
+        <w:t xml:space="preserve">”</w:t>
+      </w:r>
+      <w:r>
+        <w:t xml:space="preserve"> </w:t>
+      </w:r>
+      <w:r>
+        <w:t xml:space="preserve">is an engineering skill in your current role, and in Sales the same skill is consultative discovery and executive communication. It also surfaces</w:t>
+      </w:r>
+      <w:r>
+        <w:t xml:space="preserve"> </w:t>
+      </w:r>
+      <w:r>
+        <w:t xml:space="preserve">“</w:t>
+      </w:r>
+      <w:r>
+        <w:t xml:space="preserve">hidden</w:t>
+      </w:r>
+      <w:r>
+        <w:t xml:space="preserve">”</w:t>
+      </w:r>
+      <w:r>
+        <w:t xml:space="preserve"> </w:t>
+      </w:r>
+      <w:r>
+        <w:t xml:space="preserve">skills your experience shows but your resume never names, with the evidence pointed to so you can verify it.</w:t>
+      </w:r>
+    </w:p>
+    <w:p>
+      <w:pPr>
+        <w:numPr>
+          <w:ilvl w:val="1"/>
+          <w:numId w:val="1005"/>
+        </w:numPr>
+        <w:pStyle w:val="Compact"/>
+      </w:pPr>
+      <w:r>
+        <w:rPr>
+          <w:bCs/>
+          <w:b/>
+        </w:rPr>
+        <w:t xml:space="preserve">Bullet Rewrites</w:t>
+      </w:r>
+      <w:r>
+        <w:t xml:space="preserve"> </w:t>
+      </w:r>
+      <w:r>
+        <w:t xml:space="preserve">— your original bullets verbatim beside versions rewritten for the target function, plus what changed. Emphasis, order, and terminology only; every number and fact stays as stated.</w:t>
+      </w:r>
+    </w:p>
+    <w:p>
+      <w:pPr>
+        <w:numPr>
+          <w:ilvl w:val="1"/>
+          <w:numId w:val="1005"/>
+        </w:numPr>
+        <w:pStyle w:val="Compact"/>
+      </w:pPr>
+      <w:r>
+        <w:rPr>
+          <w:bCs/>
+          <w:b/>
+        </w:rPr>
+        <w:t xml:space="preserve">Positioning Summary</w:t>
+      </w:r>
+      <w:r>
+        <w:t xml:space="preserve"> </w:t>
+      </w:r>
+      <w:r>
+        <w:t xml:space="preserve">— a 2–3 sentence professional summary aimed at the target, plus honest keywords your background supports.</w:t>
+      </w:r>
+    </w:p>
+    <w:p>
+      <w:pPr>
+        <w:numPr>
+          <w:ilvl w:val="1"/>
+          <w:numId w:val="1005"/>
+        </w:numPr>
+        <w:pStyle w:val="Compact"/>
+      </w:pPr>
+      <w:r>
+        <w:rPr>
+          <w:bCs/>
+          <w:b/>
+        </w:rPr>
+        <w:t xml:space="preserve">Gap Outline</w:t>
+      </w:r>
+      <w:r>
+        <w:t xml:space="preserve"> </w:t>
+      </w:r>
+      <w:r>
+        <w:t xml:space="preserve">— every real gap, why target hiring managers care, must-have vs. nice-to-have, how to close it, and how to handle it on your resume now without implying you already have it.</w:t>
+      </w:r>
+    </w:p>
+    <w:p>
+      <w:pPr>
+        <w:numPr>
+          <w:ilvl w:val="1"/>
+          <w:numId w:val="1005"/>
+        </w:numPr>
+        <w:pStyle w:val="Compact"/>
+      </w:pPr>
+      <w:r>
+        <w:rPr>
+          <w:bCs/>
+          <w:b/>
+        </w:rPr>
+        <w:t xml:space="preserve">Hand-off to Resume &amp; Cover Letter Tailoring</w:t>
+      </w:r>
+      <w:r>
+        <w:t xml:space="preserve"> </w:t>
+      </w:r>
+      <w:r>
+        <w:t xml:space="preserve">— two plain-text blocks in a shaded box, ready to copy (see below).</w:t>
+      </w:r>
+    </w:p>
+    <w:p>
+      <w:pPr>
+        <w:pStyle w:val="FirstParagraph"/>
+      </w:pPr>
+      <w:r>
+        <w:rPr>
+          <w:bCs/>
+          <w:b/>
+        </w:rPr>
+        <w:t xml:space="preserve">Both modes (optional sections):</w:t>
+      </w:r>
+      <w:r>
+        <w:t xml:space="preserve"> </w:t>
+      </w:r>
+      <w:r>
+        <w:t xml:space="preserve">Alternative Career Paths (Discover) or Adjacent Career Paths to Consider (Target Pivot), Career Path Ranking, Hidden Opportunities, Final Recommendation, and What’s Next.</w:t>
+      </w:r>
+    </w:p>
+    <w:bookmarkEnd w:id="26"/>
+    <w:bookmarkStart w:id="27" w:name="Xdfba5d5c90132d464962c104d1723b3e7fc76ac"/>
+    <w:p>
+      <w:pPr>
+        <w:pStyle w:val="Heading2"/>
+      </w:pPr>
+      <w:r>
+        <w:t xml:space="preserve">Feeding the hand-off into Resume &amp; Cover Letter Tailoring</w:t>
+      </w:r>
+    </w:p>
+    <w:p>
+      <w:pPr>
+        <w:pStyle w:val="FirstParagraph"/>
+      </w:pPr>
+      <w:r>
+        <w:t xml:space="preserve">The repositioning in this tool is for the target</w:t>
+      </w:r>
+      <w:r>
+        <w:t xml:space="preserve"> </w:t>
+      </w:r>
+      <w:r>
+        <w:rPr>
+          <w:iCs/>
+          <w:i/>
+        </w:rPr>
+        <w:t xml:space="preserve">function</w:t>
+      </w:r>
+      <w:r>
+        <w:t xml:space="preserve"> </w:t>
+      </w:r>
+      <w:r>
+        <w:t xml:space="preserve">in general. Resume &amp; Cover Letter Tailoring then tailors it to one real posting. When you have a posting:</w:t>
+      </w:r>
+    </w:p>
+    <w:p>
+      <w:pPr>
+        <w:numPr>
+          <w:ilvl w:val="0"/>
+          <w:numId w:val="1006"/>
+        </w:numPr>
+        <w:pStyle w:val="Compact"/>
+      </w:pPr>
+      <w:r>
+        <w:t xml:space="preserve">Open Resume &amp; Cover Letter Tailoring and paste the posting and your full resume as usual.</w:t>
+      </w:r>
+    </w:p>
+    <w:p>
+      <w:pPr>
+        <w:numPr>
+          <w:ilvl w:val="0"/>
+          <w:numId w:val="1006"/>
+        </w:numPr>
+        <w:pStyle w:val="Compact"/>
+      </w:pPr>
+      <w:r>
+        <w:t xml:space="preserve">Paste</w:t>
+      </w:r>
+      <w:r>
+        <w:t xml:space="preserve"> </w:t>
+      </w:r>
+      <w:r>
+        <w:rPr>
+          <w:bCs/>
+          <w:b/>
+        </w:rPr>
+        <w:t xml:space="preserve">Block 2 — Additional context</w:t>
+      </w:r>
+      <w:r>
+        <w:t xml:space="preserve"> </w:t>
+      </w:r>
+      <w:r>
+        <w:t xml:space="preserve">into its</w:t>
+      </w:r>
+      <w:r>
+        <w:t xml:space="preserve"> </w:t>
+      </w:r>
+      <w:r>
+        <w:rPr>
+          <w:bCs/>
+          <w:b/>
+        </w:rPr>
+        <w:t xml:space="preserve">Additional context</w:t>
+      </w:r>
+      <w:r>
+        <w:t xml:space="preserve"> </w:t>
+      </w:r>
+      <w:r>
+        <w:t xml:space="preserve">field.</w:t>
+      </w:r>
+    </w:p>
+    <w:p>
+      <w:pPr>
+        <w:numPr>
+          <w:ilvl w:val="0"/>
+          <w:numId w:val="1006"/>
+        </w:numPr>
+        <w:pStyle w:val="Compact"/>
+      </w:pPr>
+      <w:r>
+        <w:t xml:space="preserve">Check</w:t>
+      </w:r>
+      <w:r>
+        <w:t xml:space="preserve"> </w:t>
+      </w:r>
+      <w:r>
+        <w:rPr>
+          <w:bCs/>
+          <w:b/>
+        </w:rPr>
+        <w:t xml:space="preserve">Pivot Positioning Notes</w:t>
+      </w:r>
+      <w:r>
+        <w:t xml:space="preserve">, then paste</w:t>
+      </w:r>
+      <w:r>
+        <w:t xml:space="preserve"> </w:t>
+      </w:r>
+      <w:r>
+        <w:rPr>
+          <w:bCs/>
+          <w:b/>
+        </w:rPr>
+        <w:t xml:space="preserve">Block 1 — Pivot description</w:t>
+      </w:r>
+      <w:r>
+        <w:t xml:space="preserve"> </w:t>
+      </w:r>
+      <w:r>
+        <w:t xml:space="preserve">into the field that appears under it.</w:t>
+      </w:r>
+    </w:p>
+    <w:p>
+      <w:pPr>
+        <w:numPr>
+          <w:ilvl w:val="0"/>
+          <w:numId w:val="1006"/>
+        </w:numPr>
+        <w:pStyle w:val="Compact"/>
+      </w:pPr>
+      <w:r>
+        <w:t xml:space="preserve">Choose your other outputs and generate as normal.</w:t>
+      </w:r>
+    </w:p>
+    <w:p>
+      <w:pPr>
+        <w:pStyle w:val="FirstParagraph"/>
+      </w:pPr>
+      <w:r>
+        <w:t xml:space="preserve">Because Block 2 includes the real gaps, the tailoring tool’s gap analysis flags them honestly instead of treating them as solved. Read Block 2 before pasting it: that tool treats Additional context as true about you, so remove anything you can’t stand behind.</w:t>
+      </w:r>
+    </w:p>
+    <w:bookmarkEnd w:id="27"/>
+    <w:bookmarkStart w:id="28" w:name="what-this-tool-intentionally-doesnt-do"/>
+    <w:p>
+      <w:pPr>
+        <w:pStyle w:val="Heading2"/>
+      </w:pPr>
+      <w:r>
+        <w:t xml:space="preserve">What this tool intentionally doesn’t do</w:t>
+      </w:r>
+    </w:p>
+    <w:p>
+      <w:pPr>
+        <w:numPr>
+          <w:ilvl w:val="0"/>
+          <w:numId w:val="1007"/>
+        </w:numPr>
+        <w:pStyle w:val="Compact"/>
+      </w:pPr>
+      <w:r>
+        <w:rPr>
+          <w:bCs/>
+          <w:b/>
+        </w:rPr>
+        <w:t xml:space="preserve">Tailor to a specific posting.</w:t>
+      </w:r>
+      <w:r>
+        <w:t xml:space="preserve"> </w:t>
+      </w:r>
+      <w:r>
+        <w:t xml:space="preserve">Target Pivot mode repositions your resume for a function, not a job ad. Resume &amp; Cover Letter Tailoring does the posting-level work, including ATS keyword matching, and can produce a finished updated resume.</w:t>
+      </w:r>
+    </w:p>
+    <w:p>
+      <w:pPr>
+        <w:numPr>
+          <w:ilvl w:val="0"/>
+          <w:numId w:val="1007"/>
+        </w:numPr>
+        <w:pStyle w:val="Compact"/>
+      </w:pPr>
+      <w:r>
+        <w:rPr>
+          <w:bCs/>
+          <w:b/>
+        </w:rPr>
+        <w:t xml:space="preserve">Prep you for objections.</w:t>
+      </w:r>
+      <w:r>
+        <w:t xml:space="preserve"> </w:t>
+      </w:r>
+      <w:r>
+        <w:t xml:space="preserve">Interview Prep Guide Builder’s Objection Reframing handles turning a pivot, a gap, or perceived overqualification into a credible interview answer.</w:t>
+      </w:r>
+    </w:p>
+    <w:p>
+      <w:pPr>
+        <w:numPr>
+          <w:ilvl w:val="0"/>
+          <w:numId w:val="1007"/>
+        </w:numPr>
+        <w:pStyle w:val="Compact"/>
+      </w:pPr>
+      <w:r>
+        <w:rPr>
+          <w:bCs/>
+          <w:b/>
+        </w:rPr>
         <w:t xml:space="preserve">Research companies.</w:t>
       </w:r>
       <w:r>
-        <w:t xml:space="preserve"> Target Company Prompt Builder does that, once you’ve picked a path here.</w:t>
+        <w:t xml:space="preserve"> </w:t>
+      </w:r>
+      <w:r>
+        <w:t xml:space="preserve">Target Company Prompt Builder does that, once you’ve picked a path.</w:t>
+      </w:r>
+    </w:p>
+    <w:bookmarkEnd w:id="28"/>
+    <w:bookmarkStart w:id="29" w:name="a-note-on-honesty"/>
+    <w:p>
+      <w:pPr>
+        <w:pStyle w:val="Heading2"/>
+      </w:pPr>
+      <w:r>
+        <w:t xml:space="preserve">A note on honesty</w:t>
       </w:r>
     </w:p>
     <w:p>
@@ -619,29 +1319,11 @@
         <w:pStyle w:val="FirstParagraph"/>
       </w:pPr>
       <w:r>
-        <w:t xml:space="preserve">Keeping this tool scoped to discovery — not positioning, not company research — means each JobRadar tool does one job well instead of three tools giving you overlapping, possibly conflicting advice on the same question.</w:t>
-      </w:r>
-    </w:p>
-    <w:bookmarkEnd w:id="26"/>
-    <w:bookmarkStart w:id="27" w:name="a-note-on-honesty"/>
-    <w:p>
-      <w:pPr>
-        <w:pStyle w:val="Heading2"/>
-      </w:pPr>
-      <w:r>
-        <w:t xml:space="preserve">A note on honesty</w:t>
-      </w:r>
-    </w:p>
-    <w:p>
-      <w:pPr>
-        <w:pStyle w:val="FirstParagraph"/>
-      </w:pPr>
-      <w:r>
-        <w:t xml:space="preserve">The generated prompt explicitly tells Claude not to give generic career advice and to tie every recommendation back to specific evidence in your background. If a recommended path doesn’t have a clear connection to something you actually pasted, that’s worth pushing back on in the conversation — ask Claude to point to the specific evidence for any recommendation that feels like a stretch.</w:t>
-      </w:r>
-    </w:p>
-    <w:bookmarkEnd w:id="27"/>
-    <w:bookmarkEnd w:id="28"/>
+        <w:t xml:space="preserve">The generated prompt tells Claude not to give generic career advice and to tie every recommendation to specific evidence in your background. In Target Pivot mode it adds three more rules: don’t soften a real gap into a non-gap, don’t overstate how ready you are, and don’t suggest any resume wording you couldn’t defend line by line in an interview. Rewording is allowed; inventing a metric, title, employer, tool, credential, or scope is not. If any suggestion doesn’t trace back to something you actually provided, push back on it in the conversation.</w:t>
+      </w:r>
+    </w:p>
+    <w:bookmarkEnd w:id="29"/>
+    <w:bookmarkEnd w:id="30"/>
     <w:sectPr/>
   </w:body>
 </w:document>
@@ -909,6 +1591,91 @@
       </w:pPr>
     </w:lvl>
   </w:abstractNum>
+  <w:abstractNum w:abstractNumId="99413">
+    <w:nsid w:val="A99413"/>
+    <w:multiLevelType w:val="multilevel"/>
+    <w:lvl w:ilvl="0">
+      <w:start w:val="3"/>
+      <w:numFmt w:val="decimal"/>
+      <w:lvlText w:val="%1."/>
+      <w:lvlJc w:val="left"/>
+      <w:pPr>
+        <w:ind w:left="720" w:hanging="480"/>
+      </w:pPr>
+    </w:lvl>
+    <w:lvl w:ilvl="1">
+      <w:start w:val="3"/>
+      <w:numFmt w:val="decimal"/>
+      <w:lvlText w:val="%2."/>
+      <w:lvlJc w:val="left"/>
+      <w:pPr>
+        <w:ind w:left="1440" w:hanging="480"/>
+      </w:pPr>
+    </w:lvl>
+    <w:lvl w:ilvl="2">
+      <w:start w:val="3"/>
+      <w:numFmt w:val="decimal"/>
+      <w:lvlText w:val="%3."/>
+      <w:lvlJc w:val="left"/>
+      <w:pPr>
+        <w:ind w:left="2160" w:hanging="480"/>
+      </w:pPr>
+    </w:lvl>
+    <w:lvl w:ilvl="3">
+      <w:start w:val="3"/>
+      <w:numFmt w:val="decimal"/>
+      <w:lvlText w:val="%4."/>
+      <w:lvlJc w:val="left"/>
+      <w:pPr>
+        <w:ind w:left="2880" w:hanging="480"/>
+      </w:pPr>
+    </w:lvl>
+    <w:lvl w:ilvl="4">
+      <w:start w:val="3"/>
+      <w:numFmt w:val="decimal"/>
+      <w:lvlText w:val="%5."/>
+      <w:lvlJc w:val="left"/>
+      <w:pPr>
+        <w:ind w:left="3600" w:hanging="480"/>
+      </w:pPr>
+    </w:lvl>
+    <w:lvl w:ilvl="5">
+      <w:start w:val="3"/>
+      <w:numFmt w:val="decimal"/>
+      <w:lvlText w:val="%6."/>
+      <w:lvlJc w:val="left"/>
+      <w:pPr>
+        <w:ind w:left="4320" w:hanging="480"/>
+      </w:pPr>
+    </w:lvl>
+    <w:lvl w:ilvl="6">
+      <w:start w:val="3"/>
+      <w:numFmt w:val="decimal"/>
+      <w:lvlText w:val="%7."/>
+      <w:lvlJc w:val="left"/>
+      <w:pPr>
+        <w:ind w:left="5040" w:hanging="480"/>
+      </w:pPr>
+    </w:lvl>
+    <w:lvl w:ilvl="7">
+      <w:start w:val="3"/>
+      <w:numFmt w:val="decimal"/>
+      <w:lvlText w:val="%8."/>
+      <w:lvlJc w:val="left"/>
+      <w:pPr>
+        <w:ind w:left="5760" w:hanging="480"/>
+      </w:pPr>
+    </w:lvl>
+    <w:lvl w:ilvl="8">
+      <w:start w:val="3"/>
+      <w:numFmt w:val="decimal"/>
+      <w:lvlText w:val="%9."/>
+      <w:lvlJc w:val="left"/>
+      <w:pPr>
+        <w:ind w:left="6480" w:hanging="480"/>
+      </w:pPr>
+    </w:lvl>
+  </w:abstractNum>
   <w:num w:numId="1000">
     <w:abstractNumId w:val="990"/>
   </w:num>
@@ -916,6 +1683,9 @@
     <w:abstractNumId w:val="991"/>
   </w:num>
   <w:num w:numId="1002">
+    <w:abstractNumId w:val="991"/>
+  </w:num>
+  <w:num w:numId="1003">
     <w:abstractNumId w:val="99411"/>
     <w:lvlOverride w:ilvl="0">
       <w:startOverride w:val="1"/>
@@ -945,7 +1715,70 @@
       <w:startOverride w:val="1"/>
     </w:lvlOverride>
   </w:num>
-  <w:num w:numId="1003">
+  <w:num w:numId="1004">
+    <w:abstractNumId w:val="99413"/>
+    <w:lvlOverride w:ilvl="0">
+      <w:startOverride w:val="3"/>
+    </w:lvlOverride>
+    <w:lvlOverride w:ilvl="1">
+      <w:startOverride w:val="3"/>
+    </w:lvlOverride>
+    <w:lvlOverride w:ilvl="2">
+      <w:startOverride w:val="3"/>
+    </w:lvlOverride>
+    <w:lvlOverride w:ilvl="3">
+      <w:startOverride w:val="3"/>
+    </w:lvlOverride>
+    <w:lvlOverride w:ilvl="4">
+      <w:startOverride w:val="3"/>
+    </w:lvlOverride>
+    <w:lvlOverride w:ilvl="5">
+      <w:startOverride w:val="3"/>
+    </w:lvlOverride>
+    <w:lvlOverride w:ilvl="6">
+      <w:startOverride w:val="3"/>
+    </w:lvlOverride>
+    <w:lvlOverride w:ilvl="7">
+      <w:startOverride w:val="3"/>
+    </w:lvlOverride>
+    <w:lvlOverride w:ilvl="8">
+      <w:startOverride w:val="3"/>
+    </w:lvlOverride>
+  </w:num>
+  <w:num w:numId="1005">
+    <w:abstractNumId w:val="991"/>
+  </w:num>
+  <w:num w:numId="1006">
+    <w:abstractNumId w:val="99411"/>
+    <w:lvlOverride w:ilvl="0">
+      <w:startOverride w:val="1"/>
+    </w:lvlOverride>
+    <w:lvlOverride w:ilvl="1">
+      <w:startOverride w:val="1"/>
+    </w:lvlOverride>
+    <w:lvlOverride w:ilvl="2">
+      <w:startOverride w:val="1"/>
+    </w:lvlOverride>
+    <w:lvlOverride w:ilvl="3">
+      <w:startOverride w:val="1"/>
+    </w:lvlOverride>
+    <w:lvlOverride w:ilvl="4">
+      <w:startOverride w:val="1"/>
+    </w:lvlOverride>
+    <w:lvlOverride w:ilvl="5">
+      <w:startOverride w:val="1"/>
+    </w:lvlOverride>
+    <w:lvlOverride w:ilvl="6">
+      <w:startOverride w:val="1"/>
+    </w:lvlOverride>
+    <w:lvlOverride w:ilvl="7">
+      <w:startOverride w:val="1"/>
+    </w:lvlOverride>
+    <w:lvlOverride w:ilvl="8">
+      <w:startOverride w:val="1"/>
+    </w:lvlOverride>
+  </w:num>
+  <w:num w:numId="1007">
     <w:abstractNumId w:val="991"/>
   </w:num>
 </w:numbering>
@@ -1437,7 +2270,7 @@
       <w:color w:themeColor="accent1" w:themeShade="BF" w:val="365F91"/>
     </w:rPr>
   </w:style>
-  <w:style w:type="paragraph" w:customStyle="1" w:styleId="SourceCode">
+  <w:style w:customStyle="1" w:styleId="SourceCode" w:type="paragraph">
     <w:name w:val="Source Code"/>
     <w:basedOn w:val="Normal"/>
     <w:link w:val="VerbatimChar"/>
@@ -1445,7 +2278,7 @@
       <w:wordWrap w:val="off"/>
     </w:pPr>
   </w:style>
-  <w:style w:type="character" w:customStyle="1" w:styleId="KeywordTok">
+  <w:style w:customStyle="1" w:styleId="KeywordTok" w:type="character">
     <w:name w:val="KeywordTok"/>
     <w:basedOn w:val="VerbatimChar"/>
     <w:rPr>
@@ -1453,77 +2286,77 @@
       <w:b/>
     </w:rPr>
   </w:style>
-  <w:style w:type="character" w:customStyle="1" w:styleId="DataTypeTok">
+  <w:style w:customStyle="1" w:styleId="DataTypeTok" w:type="character">
     <w:name w:val="DataTypeTok"/>
     <w:basedOn w:val="VerbatimChar"/>
     <w:rPr>
       <w:color w:val="902000"/>
     </w:rPr>
   </w:style>
-  <w:style w:type="character" w:customStyle="1" w:styleId="DecValTok">
+  <w:style w:customStyle="1" w:styleId="DecValTok" w:type="character">
     <w:name w:val="DecValTok"/>
     <w:basedOn w:val="VerbatimChar"/>
     <w:rPr>
       <w:color w:val="40a070"/>
     </w:rPr>
   </w:style>
-  <w:style w:type="character" w:customStyle="1" w:styleId="BaseNTok">
+  <w:style w:customStyle="1" w:styleId="BaseNTok" w:type="character">
     <w:name w:val="BaseNTok"/>
     <w:basedOn w:val="VerbatimChar"/>
     <w:rPr>
       <w:color w:val="40a070"/>
     </w:rPr>
   </w:style>
-  <w:style w:type="character" w:customStyle="1" w:styleId="FloatTok">
+  <w:style w:customStyle="1" w:styleId="FloatTok" w:type="character">
     <w:name w:val="FloatTok"/>
     <w:basedOn w:val="VerbatimChar"/>
     <w:rPr>
       <w:color w:val="40a070"/>
     </w:rPr>
   </w:style>
-  <w:style w:type="character" w:customStyle="1" w:styleId="ConstantTok">
+  <w:style w:customStyle="1" w:styleId="ConstantTok" w:type="character">
     <w:name w:val="ConstantTok"/>
     <w:basedOn w:val="VerbatimChar"/>
     <w:rPr>
       <w:color w:val="880000"/>
     </w:rPr>
   </w:style>
-  <w:style w:type="character" w:customStyle="1" w:styleId="CharTok">
+  <w:style w:customStyle="1" w:styleId="CharTok" w:type="character">
     <w:name w:val="CharTok"/>
     <w:basedOn w:val="VerbatimChar"/>
     <w:rPr>
       <w:color w:val="4070a0"/>
     </w:rPr>
   </w:style>
-  <w:style w:type="character" w:customStyle="1" w:styleId="SpecialCharTok">
+  <w:style w:customStyle="1" w:styleId="SpecialCharTok" w:type="character">
     <w:name w:val="SpecialCharTok"/>
     <w:basedOn w:val="VerbatimChar"/>
     <w:rPr>
       <w:color w:val="4070a0"/>
     </w:rPr>
   </w:style>
-  <w:style w:type="character" w:customStyle="1" w:styleId="StringTok">
+  <w:style w:customStyle="1" w:styleId="StringTok" w:type="character">
     <w:name w:val="StringTok"/>
     <w:basedOn w:val="VerbatimChar"/>
     <w:rPr>
       <w:color w:val="4070a0"/>
     </w:rPr>
   </w:style>
-  <w:style w:type="character" w:customStyle="1" w:styleId="VerbatimStringTok">
+  <w:style w:customStyle="1" w:styleId="VerbatimStringTok" w:type="character">
     <w:name w:val="VerbatimStringTok"/>
     <w:basedOn w:val="VerbatimChar"/>
     <w:rPr>
       <w:color w:val="4070a0"/>
     </w:rPr>
   </w:style>
-  <w:style w:type="character" w:customStyle="1" w:styleId="SpecialStringTok">
+  <w:style w:customStyle="1" w:styleId="SpecialStringTok" w:type="character">
     <w:name w:val="SpecialStringTok"/>
     <w:basedOn w:val="VerbatimChar"/>
     <w:rPr>
       <w:color w:val="bb6688"/>
     </w:rPr>
   </w:style>
-  <w:style w:type="character" w:customStyle="1" w:styleId="ImportTok">
+  <w:style w:customStyle="1" w:styleId="ImportTok" w:type="character">
     <w:name w:val="ImportTok"/>
     <w:basedOn w:val="VerbatimChar"/>
     <w:rPr>
@@ -1531,7 +2364,7 @@
       <w:b/>
     </w:rPr>
   </w:style>
-  <w:style w:type="character" w:customStyle="1" w:styleId="CommentTok">
+  <w:style w:customStyle="1" w:styleId="CommentTok" w:type="character">
     <w:name w:val="CommentTok"/>
     <w:basedOn w:val="VerbatimChar"/>
     <w:rPr>
@@ -1539,7 +2372,7 @@
       <w:i/>
     </w:rPr>
   </w:style>
-  <w:style w:type="character" w:customStyle="1" w:styleId="DocumentationTok">
+  <w:style w:customStyle="1" w:styleId="DocumentationTok" w:type="character">
     <w:name w:val="DocumentationTok"/>
     <w:basedOn w:val="VerbatimChar"/>
     <w:rPr>
@@ -1547,7 +2380,7 @@
       <w:i/>
     </w:rPr>
   </w:style>
-  <w:style w:type="character" w:customStyle="1" w:styleId="AnnotationTok">
+  <w:style w:customStyle="1" w:styleId="AnnotationTok" w:type="character">
     <w:name w:val="AnnotationTok"/>
     <w:basedOn w:val="VerbatimChar"/>
     <w:rPr>
@@ -1556,7 +2389,7 @@
       <w:i/>
     </w:rPr>
   </w:style>
-  <w:style w:type="character" w:customStyle="1" w:styleId="CommentVarTok">
+  <w:style w:customStyle="1" w:styleId="CommentVarTok" w:type="character">
     <w:name w:val="CommentVarTok"/>
     <w:basedOn w:val="VerbatimChar"/>
     <w:rPr>
@@ -1565,28 +2398,28 @@
       <w:i/>
     </w:rPr>
   </w:style>
-  <w:style w:type="character" w:customStyle="1" w:styleId="OtherTok">
+  <w:style w:customStyle="1" w:styleId="OtherTok" w:type="character">
     <w:name w:val="OtherTok"/>
     <w:basedOn w:val="VerbatimChar"/>
     <w:rPr>
       <w:color w:val="007020"/>
     </w:rPr>
   </w:style>
-  <w:style w:type="character" w:customStyle="1" w:styleId="FunctionTok">
+  <w:style w:customStyle="1" w:styleId="FunctionTok" w:type="character">
     <w:name w:val="FunctionTok"/>
     <w:basedOn w:val="VerbatimChar"/>
     <w:rPr>
       <w:color w:val="06287e"/>
     </w:rPr>
   </w:style>
-  <w:style w:type="character" w:customStyle="1" w:styleId="VariableTok">
+  <w:style w:customStyle="1" w:styleId="VariableTok" w:type="character">
     <w:name w:val="VariableTok"/>
     <w:basedOn w:val="VerbatimChar"/>
     <w:rPr>
       <w:color w:val="19177c"/>
     </w:rPr>
   </w:style>
-  <w:style w:type="character" w:customStyle="1" w:styleId="ControlFlowTok">
+  <w:style w:customStyle="1" w:styleId="ControlFlowTok" w:type="character">
     <w:name w:val="ControlFlowTok"/>
     <w:basedOn w:val="VerbatimChar"/>
     <w:rPr>
@@ -1594,45 +2427,45 @@
       <w:b/>
     </w:rPr>
   </w:style>
-  <w:style w:type="character" w:customStyle="1" w:styleId="OperatorTok">
+  <w:style w:customStyle="1" w:styleId="OperatorTok" w:type="character">
     <w:name w:val="OperatorTok"/>
     <w:basedOn w:val="VerbatimChar"/>
     <w:rPr>
       <w:color w:val="666666"/>
     </w:rPr>
   </w:style>
-  <w:style w:type="character" w:customStyle="1" w:styleId="BuiltInTok">
+  <w:style w:customStyle="1" w:styleId="BuiltInTok" w:type="character">
     <w:name w:val="BuiltInTok"/>
     <w:basedOn w:val="VerbatimChar"/>
     <w:rPr>
       <w:color w:val="008000"/>
     </w:rPr>
   </w:style>
-  <w:style w:type="character" w:customStyle="1" w:styleId="ExtensionTok">
+  <w:style w:customStyle="1" w:styleId="ExtensionTok" w:type="character">
     <w:name w:val="ExtensionTok"/>
     <w:basedOn w:val="VerbatimChar"/>
     <w:rPr/>
   </w:style>
-  <w:style w:type="character" w:customStyle="1" w:styleId="PreprocessorTok">
+  <w:style w:customStyle="1" w:styleId="PreprocessorTok" w:type="character">
     <w:name w:val="PreprocessorTok"/>
     <w:basedOn w:val="VerbatimChar"/>
     <w:rPr>
       <w:color w:val="bc7a00"/>
     </w:rPr>
   </w:style>
-  <w:style w:type="character" w:customStyle="1" w:styleId="AttributeTok">
+  <w:style w:customStyle="1" w:styleId="AttributeTok" w:type="character">
     <w:name w:val="AttributeTok"/>
     <w:basedOn w:val="VerbatimChar"/>
     <w:rPr>
       <w:color w:val="7d9029"/>
     </w:rPr>
   </w:style>
-  <w:style w:type="character" w:customStyle="1" w:styleId="RegionMarkerTok">
+  <w:style w:customStyle="1" w:styleId="RegionMarkerTok" w:type="character">
     <w:name w:val="RegionMarkerTok"/>
     <w:basedOn w:val="VerbatimChar"/>
     <w:rPr/>
   </w:style>
-  <w:style w:type="character" w:customStyle="1" w:styleId="InformationTok">
+  <w:style w:customStyle="1" w:styleId="InformationTok" w:type="character">
     <w:name w:val="InformationTok"/>
     <w:basedOn w:val="VerbatimChar"/>
     <w:rPr>
@@ -1641,7 +2474,7 @@
       <w:i/>
     </w:rPr>
   </w:style>
-  <w:style w:type="character" w:customStyle="1" w:styleId="WarningTok">
+  <w:style w:customStyle="1" w:styleId="WarningTok" w:type="character">
     <w:name w:val="WarningTok"/>
     <w:basedOn w:val="VerbatimChar"/>
     <w:rPr>
@@ -1650,7 +2483,7 @@
       <w:i/>
     </w:rPr>
   </w:style>
-  <w:style w:type="character" w:customStyle="1" w:styleId="AlertTok">
+  <w:style w:customStyle="1" w:styleId="AlertTok" w:type="character">
     <w:name w:val="AlertTok"/>
     <w:basedOn w:val="VerbatimChar"/>
     <w:rPr>
@@ -1658,7 +2491,7 @@
       <w:b/>
     </w:rPr>
   </w:style>
-  <w:style w:type="character" w:customStyle="1" w:styleId="ErrorTok">
+  <w:style w:customStyle="1" w:styleId="ErrorTok" w:type="character">
     <w:name w:val="ErrorTok"/>
     <w:basedOn w:val="VerbatimChar"/>
     <w:rPr>
@@ -1666,7 +2499,7 @@
       <w:b/>
     </w:rPr>
   </w:style>
-  <w:style w:type="character" w:customStyle="1" w:styleId="NormalTok">
+  <w:style w:customStyle="1" w:styleId="NormalTok" w:type="character">
     <w:name w:val="NormalTok"/>
     <w:basedOn w:val="VerbatimChar"/>
     <w:rPr/>
